--- a/docs/product/SPRINT_PLAN_LINGUAL_MCS2026.docx
+++ b/docs/product/SPRINT_PLAN_LINGUAL_MCS2026.docx
@@ -5272,12 +5272,14 @@
         </w:tblBorders>
       </w:tblPr>
       <w:tblGrid>
-        <w:gridCol w:w="188"/>
-        <w:gridCol w:w="188"/>
-        <w:gridCol w:w="170"/>
-        <w:gridCol w:w="6294"/>
-        <w:gridCol w:w="132"/>
-        <w:gridCol w:w="2054"/>
+        <w:gridCol w:w="94"/>
+        <w:gridCol w:w="94"/>
+        <w:gridCol w:w="85"/>
+        <w:gridCol w:w="6640"/>
+        <w:gridCol w:w="66"/>
+        <w:gridCol w:w="1028"/>
+        <w:gridCol w:w="57"/>
+        <w:gridCol w:w="962"/>
       </w:tblGrid>
       <w:tr>
         <w:trPr>
@@ -5286,7 +5288,7 @@
         </w:trPr>
         <w:tc>
           <w:tcPr>
-            <w:tcW w:type="dxa" w:w="188"/>
+            <w:tcW w:type="dxa" w:w="94"/>
             <w:tcBorders>
               <w:top w:val="single" w:color="CBD5E0" w:sz="4"/>
               <w:left w:val="single" w:color="CBD5E0" w:sz="4"/>
@@ -5320,7 +5322,7 @@
         </w:tc>
         <w:tc>
           <w:tcPr>
-            <w:tcW w:type="dxa" w:w="188"/>
+            <w:tcW w:type="dxa" w:w="94"/>
             <w:tcBorders>
               <w:top w:val="single" w:color="CBD5E0" w:sz="4"/>
               <w:left w:val="single" w:color="CBD5E0" w:sz="4"/>
@@ -5354,7 +5356,7 @@
         </w:tc>
         <w:tc>
           <w:tcPr>
-            <w:tcW w:type="dxa" w:w="170"/>
+            <w:tcW w:type="dxa" w:w="85"/>
             <w:tcBorders>
               <w:top w:val="single" w:color="CBD5E0" w:sz="4"/>
               <w:left w:val="single" w:color="CBD5E0" w:sz="4"/>
@@ -5388,7 +5390,7 @@
         </w:tc>
         <w:tc>
           <w:tcPr>
-            <w:tcW w:type="dxa" w:w="6294"/>
+            <w:tcW w:type="dxa" w:w="6640"/>
             <w:tcBorders>
               <w:top w:val="single" w:color="CBD5E0" w:sz="4"/>
               <w:left w:val="single" w:color="CBD5E0" w:sz="4"/>
@@ -5422,7 +5424,7 @@
         </w:tc>
         <w:tc>
           <w:tcPr>
-            <w:tcW w:type="dxa" w:w="132"/>
+            <w:tcW w:type="dxa" w:w="66"/>
             <w:tcBorders>
               <w:top w:val="single" w:color="CBD5E0" w:sz="4"/>
               <w:left w:val="single" w:color="CBD5E0" w:sz="4"/>
@@ -5456,7 +5458,7 @@
         </w:tc>
         <w:tc>
           <w:tcPr>
-            <w:tcW w:type="dxa" w:w="2054"/>
+            <w:tcW w:type="dxa" w:w="1028"/>
             <w:tcBorders>
               <w:top w:val="single" w:color="CBD5E0" w:sz="4"/>
               <w:left w:val="single" w:color="CBD5E0" w:sz="4"/>
@@ -5485,6 +5487,74 @@
                 <w:szCs w:val="19"/>
               </w:rPr>
               <w:t xml:space="preserve">Tiêu chí nghiệm thu (Acceptance Criteria)</w:t>
+            </w:r>
+          </w:p>
+        </w:tc>
+        <w:tc>
+          <w:tcPr>
+            <w:tcW w:type="dxa" w:w="57"/>
+            <w:tcBorders>
+              <w:top w:val="single" w:color="CBD5E0" w:sz="4"/>
+              <w:left w:val="single" w:color="CBD5E0" w:sz="4"/>
+              <w:bottom w:val="single" w:color="CBD5E0" w:sz="4"/>
+              <w:right w:val="single" w:color="CBD5E0" w:sz="4"/>
+            </w:tcBorders>
+            <w:shd w:fill="1A365D" w:val="clear"/>
+            <w:tcMar>
+              <w:top w:type="dxa" w:w="140"/>
+              <w:left w:type="dxa" w:w="140"/>
+              <w:bottom w:type="dxa" w:w="140"/>
+              <w:right w:type="dxa" w:w="140"/>
+            </w:tcMar>
+          </w:tcPr>
+          <w:p>
+            <w:pPr>
+              <w:spacing w:after="20" w:before="20" w:line="240"/>
+            </w:pPr>
+            <w:r>
+              <w:rPr>
+                <w:rFonts w:ascii="Calibri" w:cs="Calibri" w:eastAsia="Calibri" w:hAnsi="Calibri"/>
+                <w:b/>
+                <w:bCs/>
+                <w:color w:val="FFFFFF"/>
+                <w:sz w:val="19"/>
+                <w:szCs w:val="19"/>
+              </w:rPr>
+              <w:t xml:space="preserve"/>
+            </w:r>
+          </w:p>
+        </w:tc>
+        <w:tc>
+          <w:tcPr>
+            <w:tcW w:type="dxa" w:w="962"/>
+            <w:tcBorders>
+              <w:top w:val="single" w:color="CBD5E0" w:sz="4"/>
+              <w:left w:val="single" w:color="CBD5E0" w:sz="4"/>
+              <w:bottom w:val="single" w:color="CBD5E0" w:sz="4"/>
+              <w:right w:val="single" w:color="CBD5E0" w:sz="4"/>
+            </w:tcBorders>
+            <w:shd w:fill="1A365D" w:val="clear"/>
+            <w:tcMar>
+              <w:top w:type="dxa" w:w="140"/>
+              <w:left w:type="dxa" w:w="140"/>
+              <w:bottom w:type="dxa" w:w="140"/>
+              <w:right w:type="dxa" w:w="140"/>
+            </w:tcMar>
+          </w:tcPr>
+          <w:p>
+            <w:pPr>
+              <w:spacing w:after="20" w:before="20" w:line="240"/>
+            </w:pPr>
+            <w:r>
+              <w:rPr>
+                <w:rFonts w:ascii="Calibri" w:cs="Calibri" w:eastAsia="Calibri" w:hAnsi="Calibri"/>
+                <w:b/>
+                <w:bCs/>
+                <w:color w:val="FFFFFF"/>
+                <w:sz w:val="19"/>
+                <w:szCs w:val="19"/>
+              </w:rPr>
+              <w:t xml:space="preserve"/>
             </w:r>
           </w:p>
         </w:tc>
@@ -5496,7 +5566,7 @@
         </w:trPr>
         <w:tc>
           <w:tcPr>
-            <w:tcW w:type="dxa" w:w="188"/>
+            <w:tcW w:type="dxa" w:w="94"/>
             <w:tcBorders>
               <w:top w:val="single" w:color="CBD5E0" w:sz="4"/>
               <w:left w:val="single" w:color="CBD5E0" w:sz="4"/>
@@ -5530,7 +5600,7 @@
         </w:tc>
         <w:tc>
           <w:tcPr>
-            <w:tcW w:type="dxa" w:w="188"/>
+            <w:tcW w:type="dxa" w:w="94"/>
             <w:tcBorders>
               <w:top w:val="single" w:color="CBD5E0" w:sz="4"/>
               <w:left w:val="single" w:color="CBD5E0" w:sz="4"/>
@@ -5564,7 +5634,7 @@
         </w:tc>
         <w:tc>
           <w:tcPr>
-            <w:tcW w:type="dxa" w:w="170"/>
+            <w:tcW w:type="dxa" w:w="85"/>
             <w:tcBorders>
               <w:top w:val="single" w:color="CBD5E0" w:sz="4"/>
               <w:left w:val="single" w:color="CBD5E0" w:sz="4"/>
@@ -5596,7 +5666,7 @@
         </w:tc>
         <w:tc>
           <w:tcPr>
-            <w:tcW w:type="dxa" w:w="6294"/>
+            <w:tcW w:type="dxa" w:w="6640"/>
             <w:tcBorders>
               <w:top w:val="single" w:color="CBD5E0" w:sz="4"/>
               <w:left w:val="single" w:color="CBD5E0" w:sz="4"/>
@@ -5670,13 +5740,160 @@
                 <w:sz w:val="19"/>
                 <w:szCs w:val="19"/>
               </w:rPr>
-              <w:t xml:space="preserve">) cho options, answers, schedules, messages.</w:t>
-            </w:r>
-          </w:p>
-        </w:tc>
-        <w:tc>
-          <w:tcPr>
-            <w:tcW w:type="dxa" w:w="132"/>
+              <w:t xml:space="preserve">) cho options, answers, schedules, messages.
+⚠️ </w:t>
+            </w:r>
+            <w:r>
+              <w:rPr>
+                <w:rFonts w:ascii="Calibri" w:cs="Calibri" w:eastAsia="Calibri" w:hAnsi="Calibri"/>
+                <w:b/>
+                <w:bCs/>
+                <w:color w:val="2D3748"/>
+                <w:sz w:val="19"/>
+                <w:szCs w:val="19"/>
+              </w:rPr>
+              <w:t xml:space="preserve">Cảnh báo Concurrency EF Core:</w:t>
+            </w:r>
+            <w:r>
+              <w:rPr>
+                <w:rFonts w:ascii="Calibri" w:cs="Calibri" w:eastAsia="Calibri" w:hAnsi="Calibri"/>
+                <w:color w:val="2D3748"/>
+                <w:sz w:val="19"/>
+                <w:szCs w:val="19"/>
+              </w:rPr>
+              <w:t xml:space="preserve"> Các mảng JSONB đa-writer (</w:t>
+            </w:r>
+            <w:r>
+              <w:rPr>
+                <w:rFonts w:ascii="Calibri" w:cs="Calibri" w:eastAsia="Calibri" w:hAnsi="Calibri"/>
+                <w:color w:val="2D3748"/>
+                <w:sz w:val="19"/>
+                <w:szCs w:val="19"/>
+              </w:rPr>
+              <w:t xml:space="preserve">clan_quiz_sessions.responses</w:t>
+            </w:r>
+            <w:r>
+              <w:rPr>
+                <w:rFonts w:ascii="Calibri" w:cs="Calibri" w:eastAsia="Calibri" w:hAnsi="Calibri"/>
+                <w:color w:val="2D3748"/>
+                <w:sz w:val="19"/>
+                <w:szCs w:val="19"/>
+              </w:rPr>
+              <w:t xml:space="preserve">, </w:t>
+            </w:r>
+            <w:r>
+              <w:rPr>
+                <w:rFonts w:ascii="Calibri" w:cs="Calibri" w:eastAsia="Calibri" w:hAnsi="Calibri"/>
+                <w:color w:val="2D3748"/>
+                <w:sz w:val="19"/>
+                <w:szCs w:val="19"/>
+              </w:rPr>
+              <w:t xml:space="preserve">ai_conversations.messages</w:t>
+            </w:r>
+            <w:r>
+              <w:rPr>
+                <w:rFonts w:ascii="Calibri" w:cs="Calibri" w:eastAsia="Calibri" w:hAnsi="Calibri"/>
+                <w:color w:val="2D3748"/>
+                <w:sz w:val="19"/>
+                <w:szCs w:val="19"/>
+              </w:rPr>
+              <w:t xml:space="preserve">, </w:t>
+            </w:r>
+            <w:r>
+              <w:rPr>
+                <w:rFonts w:ascii="Calibri" w:cs="Calibri" w:eastAsia="Calibri" w:hAnsi="Calibri"/>
+                <w:color w:val="2D3748"/>
+                <w:sz w:val="19"/>
+                <w:szCs w:val="19"/>
+              </w:rPr>
+              <w:t xml:space="preserve">duel_matches.challenger_answers</w:t>
+            </w:r>
+            <w:r>
+              <w:rPr>
+                <w:rFonts w:ascii="Calibri" w:cs="Calibri" w:eastAsia="Calibri" w:hAnsi="Calibri"/>
+                <w:color w:val="2D3748"/>
+                <w:sz w:val="19"/>
+                <w:szCs w:val="19"/>
+              </w:rPr>
+              <w:t xml:space="preserve">/</w:t>
+            </w:r>
+            <w:r>
+              <w:rPr>
+                <w:rFonts w:ascii="Calibri" w:cs="Calibri" w:eastAsia="Calibri" w:hAnsi="Calibri"/>
+                <w:color w:val="2D3748"/>
+                <w:sz w:val="19"/>
+                <w:szCs w:val="19"/>
+              </w:rPr>
+              <w:t xml:space="preserve">opponent_answers</w:t>
+            </w:r>
+            <w:r>
+              <w:rPr>
+                <w:rFonts w:ascii="Calibri" w:cs="Calibri" w:eastAsia="Calibri" w:hAnsi="Calibri"/>
+                <w:color w:val="2D3748"/>
+                <w:sz w:val="19"/>
+                <w:szCs w:val="19"/>
+              </w:rPr>
+              <w:t xml:space="preserve">, </w:t>
+            </w:r>
+            <w:r>
+              <w:rPr>
+                <w:rFonts w:ascii="Calibri" w:cs="Calibri" w:eastAsia="Calibri" w:hAnsi="Calibri"/>
+                <w:color w:val="2D3748"/>
+                <w:sz w:val="19"/>
+                <w:szCs w:val="19"/>
+              </w:rPr>
+              <w:t xml:space="preserve">user_streaks.freeze_history</w:t>
+            </w:r>
+            <w:r>
+              <w:rPr>
+                <w:rFonts w:ascii="Calibri" w:cs="Calibri" w:eastAsia="Calibri" w:hAnsi="Calibri"/>
+                <w:color w:val="2D3748"/>
+                <w:sz w:val="19"/>
+                <w:szCs w:val="19"/>
+              </w:rPr>
+              <w:t xml:space="preserve">) KHÔNG được update qua EF Core change tracking (</w:t>
+            </w:r>
+            <w:r>
+              <w:rPr>
+                <w:rFonts w:ascii="Calibri" w:cs="Calibri" w:eastAsia="Calibri" w:hAnsi="Calibri"/>
+                <w:color w:val="2D3748"/>
+                <w:sz w:val="19"/>
+                <w:szCs w:val="19"/>
+              </w:rPr>
+              <w:t xml:space="preserve">entity.X.Add()</w:t>
+            </w:r>
+            <w:r>
+              <w:rPr>
+                <w:rFonts w:ascii="Calibri" w:cs="Calibri" w:eastAsia="Calibri" w:hAnsi="Calibri"/>
+                <w:color w:val="2D3748"/>
+                <w:sz w:val="19"/>
+                <w:szCs w:val="19"/>
+              </w:rPr>
+              <w:t xml:space="preserve">; </w:t>
+            </w:r>
+            <w:r>
+              <w:rPr>
+                <w:rFonts w:ascii="Calibri" w:cs="Calibri" w:eastAsia="Calibri" w:hAnsi="Calibri"/>
+                <w:color w:val="2D3748"/>
+                <w:sz w:val="19"/>
+                <w:szCs w:val="19"/>
+              </w:rPr>
+              <w:t xml:space="preserve">SaveChanges()</w:t>
+            </w:r>
+            <w:r>
+              <w:rPr>
+                <w:rFonts w:ascii="Calibri" w:cs="Calibri" w:eastAsia="Calibri" w:hAnsi="Calibri"/>
+                <w:color w:val="2D3748"/>
+                <w:sz w:val="19"/>
+                <w:szCs w:val="19"/>
+              </w:rPr>
+              <w:t xml:space="preserve"> là read-modify-write → lost update); phải dùng raw SQL nguyên tử `SET col = col</w:t>
+            </w:r>
+          </w:p>
+        </w:tc>
+        <w:tc>
+          <w:tcPr>
+            <w:tcW w:type="dxa" w:w="66"/>
             <w:tcBorders>
               <w:top w:val="single" w:color="CBD5E0" w:sz="4"/>
               <w:left w:val="single" w:color="CBD5E0" w:sz="4"/>
@@ -5702,13 +5919,77 @@
                 <w:sz w:val="19"/>
                 <w:szCs w:val="19"/>
               </w:rPr>
+              <w:t xml:space="preserve"/>
+            </w:r>
+          </w:p>
+        </w:tc>
+        <w:tc>
+          <w:tcPr>
+            <w:tcW w:type="dxa" w:w="1028"/>
+            <w:tcBorders>
+              <w:top w:val="single" w:color="CBD5E0" w:sz="4"/>
+              <w:left w:val="single" w:color="CBD5E0" w:sz="4"/>
+              <w:bottom w:val="single" w:color="CBD5E0" w:sz="4"/>
+              <w:right w:val="single" w:color="CBD5E0" w:sz="4"/>
+            </w:tcBorders>
+            <w:shd w:fill="F8FAFC" w:val="clear"/>
+            <w:tcMar>
+              <w:top w:type="dxa" w:w="100"/>
+              <w:left w:type="dxa" w:w="140"/>
+              <w:bottom w:type="dxa" w:w="100"/>
+              <w:right w:type="dxa" w:w="140"/>
+            </w:tcMar>
+          </w:tcPr>
+          <w:p>
+            <w:pPr>
+              <w:spacing w:after="20" w:before="20" w:line="240"/>
+            </w:pPr>
+            <w:r>
+              <w:rPr>
+                <w:rFonts w:ascii="Calibri" w:cs="Calibri" w:eastAsia="Calibri" w:hAnsi="Calibri"/>
+                <w:color w:val="2D3748"/>
+                <w:sz w:val="19"/>
+                <w:szCs w:val="19"/>
+              </w:rPr>
+              <w:t xml:space="preserve">@new::jsonb`. Chi tiết xem docs/database/sql/README.md mục Implementation &amp; Concurrency Guidelines.</w:t>
+            </w:r>
+          </w:p>
+        </w:tc>
+        <w:tc>
+          <w:tcPr>
+            <w:tcW w:type="dxa" w:w="57"/>
+            <w:tcBorders>
+              <w:top w:val="single" w:color="CBD5E0" w:sz="4"/>
+              <w:left w:val="single" w:color="CBD5E0" w:sz="4"/>
+              <w:bottom w:val="single" w:color="CBD5E0" w:sz="4"/>
+              <w:right w:val="single" w:color="CBD5E0" w:sz="4"/>
+            </w:tcBorders>
+            <w:shd w:fill="F8FAFC" w:val="clear"/>
+            <w:tcMar>
+              <w:top w:type="dxa" w:w="100"/>
+              <w:left w:type="dxa" w:w="140"/>
+              <w:bottom w:type="dxa" w:w="100"/>
+              <w:right w:type="dxa" w:w="140"/>
+            </w:tcMar>
+          </w:tcPr>
+          <w:p>
+            <w:pPr>
+              <w:spacing w:after="20" w:before="20" w:line="240"/>
+            </w:pPr>
+            <w:r>
+              <w:rPr>
+                <w:rFonts w:ascii="Calibri" w:cs="Calibri" w:eastAsia="Calibri" w:hAnsi="Calibri"/>
+                <w:color w:val="2D3748"/>
+                <w:sz w:val="19"/>
+                <w:szCs w:val="19"/>
+              </w:rPr>
               <w:t xml:space="preserve">8</w:t>
             </w:r>
           </w:p>
         </w:tc>
         <w:tc>
           <w:tcPr>
-            <w:tcW w:type="dxa" w:w="2054"/>
+            <w:tcW w:type="dxa" w:w="962"/>
             <w:tcBorders>
               <w:top w:val="single" w:color="CBD5E0" w:sz="4"/>
               <w:left w:val="single" w:color="CBD5E0" w:sz="4"/>
@@ -5764,7 +6045,7 @@
         </w:trPr>
         <w:tc>
           <w:tcPr>
-            <w:tcW w:type="dxa" w:w="188"/>
+            <w:tcW w:type="dxa" w:w="94"/>
             <w:tcBorders>
               <w:top w:val="single" w:color="CBD5E0" w:sz="4"/>
               <w:left w:val="single" w:color="CBD5E0" w:sz="4"/>
@@ -5798,7 +6079,7 @@
         </w:tc>
         <w:tc>
           <w:tcPr>
-            <w:tcW w:type="dxa" w:w="188"/>
+            <w:tcW w:type="dxa" w:w="94"/>
             <w:tcBorders>
               <w:top w:val="single" w:color="CBD5E0" w:sz="4"/>
               <w:left w:val="single" w:color="CBD5E0" w:sz="4"/>
@@ -5832,7 +6113,7 @@
         </w:tc>
         <w:tc>
           <w:tcPr>
-            <w:tcW w:type="dxa" w:w="170"/>
+            <w:tcW w:type="dxa" w:w="85"/>
             <w:tcBorders>
               <w:top w:val="single" w:color="CBD5E0" w:sz="4"/>
               <w:left w:val="single" w:color="CBD5E0" w:sz="4"/>
@@ -5864,7 +6145,7 @@
         </w:tc>
         <w:tc>
           <w:tcPr>
-            <w:tcW w:type="dxa" w:w="6294"/>
+            <w:tcW w:type="dxa" w:w="6640"/>
             <w:tcBorders>
               <w:top w:val="single" w:color="CBD5E0" w:sz="4"/>
               <w:left w:val="single" w:color="CBD5E0" w:sz="4"/>
@@ -5908,7 +6189,7 @@
         </w:tc>
         <w:tc>
           <w:tcPr>
-            <w:tcW w:type="dxa" w:w="132"/>
+            <w:tcW w:type="dxa" w:w="66"/>
             <w:tcBorders>
               <w:top w:val="single" w:color="CBD5E0" w:sz="4"/>
               <w:left w:val="single" w:color="CBD5E0" w:sz="4"/>
@@ -5940,7 +6221,7 @@
         </w:tc>
         <w:tc>
           <w:tcPr>
-            <w:tcW w:type="dxa" w:w="2054"/>
+            <w:tcW w:type="dxa" w:w="1028"/>
             <w:tcBorders>
               <w:top w:val="single" w:color="CBD5E0" w:sz="4"/>
               <w:left w:val="single" w:color="CBD5E0" w:sz="4"/>
@@ -5967,6 +6248,70 @@
                 <w:szCs w:val="19"/>
               </w:rPr>
               <w:t xml:space="preserve">Đăng nhập thành công trả về JWT token hợp lệ, lưu thông tin Mezon User ID, Display Name, Avatar URL.</w:t>
+            </w:r>
+          </w:p>
+        </w:tc>
+        <w:tc>
+          <w:tcPr>
+            <w:tcW w:type="dxa" w:w="57"/>
+            <w:tcBorders>
+              <w:top w:val="single" w:color="CBD5E0" w:sz="4"/>
+              <w:left w:val="single" w:color="CBD5E0" w:sz="4"/>
+              <w:bottom w:val="single" w:color="CBD5E0" w:sz="4"/>
+              <w:right w:val="single" w:color="CBD5E0" w:sz="4"/>
+            </w:tcBorders>
+            <w:shd w:fill="FFFFFF" w:val="clear"/>
+            <w:tcMar>
+              <w:top w:type="dxa" w:w="100"/>
+              <w:left w:type="dxa" w:w="140"/>
+              <w:bottom w:type="dxa" w:w="100"/>
+              <w:right w:type="dxa" w:w="140"/>
+            </w:tcMar>
+          </w:tcPr>
+          <w:p>
+            <w:pPr>
+              <w:spacing w:after="20" w:before="20" w:line="240"/>
+            </w:pPr>
+            <w:r>
+              <w:rPr>
+                <w:rFonts w:ascii="Calibri" w:cs="Calibri" w:eastAsia="Calibri" w:hAnsi="Calibri"/>
+                <w:color w:val="2D3748"/>
+                <w:sz w:val="19"/>
+                <w:szCs w:val="19"/>
+              </w:rPr>
+              <w:t xml:space="preserve"/>
+            </w:r>
+          </w:p>
+        </w:tc>
+        <w:tc>
+          <w:tcPr>
+            <w:tcW w:type="dxa" w:w="962"/>
+            <w:tcBorders>
+              <w:top w:val="single" w:color="CBD5E0" w:sz="4"/>
+              <w:left w:val="single" w:color="CBD5E0" w:sz="4"/>
+              <w:bottom w:val="single" w:color="CBD5E0" w:sz="4"/>
+              <w:right w:val="single" w:color="CBD5E0" w:sz="4"/>
+            </w:tcBorders>
+            <w:shd w:fill="FFFFFF" w:val="clear"/>
+            <w:tcMar>
+              <w:top w:type="dxa" w:w="100"/>
+              <w:left w:type="dxa" w:w="140"/>
+              <w:bottom w:type="dxa" w:w="100"/>
+              <w:right w:type="dxa" w:w="140"/>
+            </w:tcMar>
+          </w:tcPr>
+          <w:p>
+            <w:pPr>
+              <w:spacing w:after="20" w:before="20" w:line="240"/>
+            </w:pPr>
+            <w:r>
+              <w:rPr>
+                <w:rFonts w:ascii="Calibri" w:cs="Calibri" w:eastAsia="Calibri" w:hAnsi="Calibri"/>
+                <w:color w:val="2D3748"/>
+                <w:sz w:val="19"/>
+                <w:szCs w:val="19"/>
+              </w:rPr>
+              <w:t xml:space="preserve"/>
             </w:r>
           </w:p>
         </w:tc>
@@ -5978,7 +6323,7 @@
         </w:trPr>
         <w:tc>
           <w:tcPr>
-            <w:tcW w:type="dxa" w:w="188"/>
+            <w:tcW w:type="dxa" w:w="94"/>
             <w:tcBorders>
               <w:top w:val="single" w:color="CBD5E0" w:sz="4"/>
               <w:left w:val="single" w:color="CBD5E0" w:sz="4"/>
@@ -6012,7 +6357,7 @@
         </w:tc>
         <w:tc>
           <w:tcPr>
-            <w:tcW w:type="dxa" w:w="188"/>
+            <w:tcW w:type="dxa" w:w="94"/>
             <w:tcBorders>
               <w:top w:val="single" w:color="CBD5E0" w:sz="4"/>
               <w:left w:val="single" w:color="CBD5E0" w:sz="4"/>
@@ -6046,7 +6391,7 @@
         </w:tc>
         <w:tc>
           <w:tcPr>
-            <w:tcW w:type="dxa" w:w="170"/>
+            <w:tcW w:type="dxa" w:w="85"/>
             <w:tcBorders>
               <w:top w:val="single" w:color="CBD5E0" w:sz="4"/>
               <w:left w:val="single" w:color="CBD5E0" w:sz="4"/>
@@ -6078,7 +6423,7 @@
         </w:tc>
         <w:tc>
           <w:tcPr>
-            <w:tcW w:type="dxa" w:w="6294"/>
+            <w:tcW w:type="dxa" w:w="6640"/>
             <w:tcBorders>
               <w:top w:val="single" w:color="CBD5E0" w:sz="4"/>
               <w:left w:val="single" w:color="CBD5E0" w:sz="4"/>
@@ -6122,7 +6467,7 @@
         </w:tc>
         <w:tc>
           <w:tcPr>
-            <w:tcW w:type="dxa" w:w="132"/>
+            <w:tcW w:type="dxa" w:w="66"/>
             <w:tcBorders>
               <w:top w:val="single" w:color="CBD5E0" w:sz="4"/>
               <w:left w:val="single" w:color="CBD5E0" w:sz="4"/>
@@ -6154,7 +6499,7 @@
         </w:tc>
         <w:tc>
           <w:tcPr>
-            <w:tcW w:type="dxa" w:w="2054"/>
+            <w:tcW w:type="dxa" w:w="1028"/>
             <w:tcBorders>
               <w:top w:val="single" w:color="CBD5E0" w:sz="4"/>
               <w:left w:val="single" w:color="CBD5E0" w:sz="4"/>
@@ -6181,6 +6526,70 @@
                 <w:szCs w:val="19"/>
               </w:rPr>
               <w:t xml:space="preserve">Viết bộ Unit test kiểm thử đầy đủ các kịch bản chấm điểm 0 đến 5 điểm; công thức toán học chính xác 100%.</w:t>
+            </w:r>
+          </w:p>
+        </w:tc>
+        <w:tc>
+          <w:tcPr>
+            <w:tcW w:type="dxa" w:w="57"/>
+            <w:tcBorders>
+              <w:top w:val="single" w:color="CBD5E0" w:sz="4"/>
+              <w:left w:val="single" w:color="CBD5E0" w:sz="4"/>
+              <w:bottom w:val="single" w:color="CBD5E0" w:sz="4"/>
+              <w:right w:val="single" w:color="CBD5E0" w:sz="4"/>
+            </w:tcBorders>
+            <w:shd w:fill="F8FAFC" w:val="clear"/>
+            <w:tcMar>
+              <w:top w:type="dxa" w:w="100"/>
+              <w:left w:type="dxa" w:w="140"/>
+              <w:bottom w:type="dxa" w:w="100"/>
+              <w:right w:type="dxa" w:w="140"/>
+            </w:tcMar>
+          </w:tcPr>
+          <w:p>
+            <w:pPr>
+              <w:spacing w:after="20" w:before="20" w:line="240"/>
+            </w:pPr>
+            <w:r>
+              <w:rPr>
+                <w:rFonts w:ascii="Calibri" w:cs="Calibri" w:eastAsia="Calibri" w:hAnsi="Calibri"/>
+                <w:color w:val="2D3748"/>
+                <w:sz w:val="19"/>
+                <w:szCs w:val="19"/>
+              </w:rPr>
+              <w:t xml:space="preserve"/>
+            </w:r>
+          </w:p>
+        </w:tc>
+        <w:tc>
+          <w:tcPr>
+            <w:tcW w:type="dxa" w:w="962"/>
+            <w:tcBorders>
+              <w:top w:val="single" w:color="CBD5E0" w:sz="4"/>
+              <w:left w:val="single" w:color="CBD5E0" w:sz="4"/>
+              <w:bottom w:val="single" w:color="CBD5E0" w:sz="4"/>
+              <w:right w:val="single" w:color="CBD5E0" w:sz="4"/>
+            </w:tcBorders>
+            <w:shd w:fill="F8FAFC" w:val="clear"/>
+            <w:tcMar>
+              <w:top w:type="dxa" w:w="100"/>
+              <w:left w:type="dxa" w:w="140"/>
+              <w:bottom w:type="dxa" w:w="100"/>
+              <w:right w:type="dxa" w:w="140"/>
+            </w:tcMar>
+          </w:tcPr>
+          <w:p>
+            <w:pPr>
+              <w:spacing w:after="20" w:before="20" w:line="240"/>
+            </w:pPr>
+            <w:r>
+              <w:rPr>
+                <w:rFonts w:ascii="Calibri" w:cs="Calibri" w:eastAsia="Calibri" w:hAnsi="Calibri"/>
+                <w:color w:val="2D3748"/>
+                <w:sz w:val="19"/>
+                <w:szCs w:val="19"/>
+              </w:rPr>
+              <w:t xml:space="preserve"/>
             </w:r>
           </w:p>
         </w:tc>
@@ -6192,7 +6601,7 @@
         </w:trPr>
         <w:tc>
           <w:tcPr>
-            <w:tcW w:type="dxa" w:w="188"/>
+            <w:tcW w:type="dxa" w:w="94"/>
             <w:tcBorders>
               <w:top w:val="single" w:color="CBD5E0" w:sz="4"/>
               <w:left w:val="single" w:color="CBD5E0" w:sz="4"/>
@@ -6226,7 +6635,7 @@
         </w:tc>
         <w:tc>
           <w:tcPr>
-            <w:tcW w:type="dxa" w:w="188"/>
+            <w:tcW w:type="dxa" w:w="94"/>
             <w:tcBorders>
               <w:top w:val="single" w:color="CBD5E0" w:sz="4"/>
               <w:left w:val="single" w:color="CBD5E0" w:sz="4"/>
@@ -6260,7 +6669,7 @@
         </w:tc>
         <w:tc>
           <w:tcPr>
-            <w:tcW w:type="dxa" w:w="170"/>
+            <w:tcW w:type="dxa" w:w="85"/>
             <w:tcBorders>
               <w:top w:val="single" w:color="CBD5E0" w:sz="4"/>
               <w:left w:val="single" w:color="CBD5E0" w:sz="4"/>
@@ -6292,7 +6701,7 @@
         </w:tc>
         <w:tc>
           <w:tcPr>
-            <w:tcW w:type="dxa" w:w="6294"/>
+            <w:tcW w:type="dxa" w:w="6640"/>
             <w:tcBorders>
               <w:top w:val="single" w:color="CBD5E0" w:sz="4"/>
               <w:left w:val="single" w:color="CBD5E0" w:sz="4"/>
@@ -6354,7 +6763,7 @@
         </w:tc>
         <w:tc>
           <w:tcPr>
-            <w:tcW w:type="dxa" w:w="132"/>
+            <w:tcW w:type="dxa" w:w="66"/>
             <w:tcBorders>
               <w:top w:val="single" w:color="CBD5E0" w:sz="4"/>
               <w:left w:val="single" w:color="CBD5E0" w:sz="4"/>
@@ -6386,7 +6795,7 @@
         </w:tc>
         <w:tc>
           <w:tcPr>
-            <w:tcW w:type="dxa" w:w="2054"/>
+            <w:tcW w:type="dxa" w:w="1028"/>
             <w:tcBorders>
               <w:top w:val="single" w:color="CBD5E0" w:sz="4"/>
               <w:left w:val="single" w:color="CBD5E0" w:sz="4"/>
@@ -6431,6 +6840,70 @@
                 <w:szCs w:val="19"/>
               </w:rPr>
               <w:t xml:space="preserve"> phản hồi dưới 2 giây, trả lời đúng trọng tâm ngữ pháp, có streaming text.</w:t>
+            </w:r>
+          </w:p>
+        </w:tc>
+        <w:tc>
+          <w:tcPr>
+            <w:tcW w:type="dxa" w:w="57"/>
+            <w:tcBorders>
+              <w:top w:val="single" w:color="CBD5E0" w:sz="4"/>
+              <w:left w:val="single" w:color="CBD5E0" w:sz="4"/>
+              <w:bottom w:val="single" w:color="CBD5E0" w:sz="4"/>
+              <w:right w:val="single" w:color="CBD5E0" w:sz="4"/>
+            </w:tcBorders>
+            <w:shd w:fill="FFFFFF" w:val="clear"/>
+            <w:tcMar>
+              <w:top w:type="dxa" w:w="100"/>
+              <w:left w:type="dxa" w:w="140"/>
+              <w:bottom w:type="dxa" w:w="100"/>
+              <w:right w:type="dxa" w:w="140"/>
+            </w:tcMar>
+          </w:tcPr>
+          <w:p>
+            <w:pPr>
+              <w:spacing w:after="20" w:before="20" w:line="240"/>
+            </w:pPr>
+            <w:r>
+              <w:rPr>
+                <w:rFonts w:ascii="Calibri" w:cs="Calibri" w:eastAsia="Calibri" w:hAnsi="Calibri"/>
+                <w:color w:val="2D3748"/>
+                <w:sz w:val="19"/>
+                <w:szCs w:val="19"/>
+              </w:rPr>
+              <w:t xml:space="preserve"/>
+            </w:r>
+          </w:p>
+        </w:tc>
+        <w:tc>
+          <w:tcPr>
+            <w:tcW w:type="dxa" w:w="962"/>
+            <w:tcBorders>
+              <w:top w:val="single" w:color="CBD5E0" w:sz="4"/>
+              <w:left w:val="single" w:color="CBD5E0" w:sz="4"/>
+              <w:bottom w:val="single" w:color="CBD5E0" w:sz="4"/>
+              <w:right w:val="single" w:color="CBD5E0" w:sz="4"/>
+            </w:tcBorders>
+            <w:shd w:fill="FFFFFF" w:val="clear"/>
+            <w:tcMar>
+              <w:top w:type="dxa" w:w="100"/>
+              <w:left w:type="dxa" w:w="140"/>
+              <w:bottom w:type="dxa" w:w="100"/>
+              <w:right w:type="dxa" w:w="140"/>
+            </w:tcMar>
+          </w:tcPr>
+          <w:p>
+            <w:pPr>
+              <w:spacing w:after="20" w:before="20" w:line="240"/>
+            </w:pPr>
+            <w:r>
+              <w:rPr>
+                <w:rFonts w:ascii="Calibri" w:cs="Calibri" w:eastAsia="Calibri" w:hAnsi="Calibri"/>
+                <w:color w:val="2D3748"/>
+                <w:sz w:val="19"/>
+                <w:szCs w:val="19"/>
+              </w:rPr>
+              <w:t xml:space="preserve"/>
             </w:r>
           </w:p>
         </w:tc>
@@ -6442,7 +6915,7 @@
         </w:trPr>
         <w:tc>
           <w:tcPr>
-            <w:tcW w:type="dxa" w:w="188"/>
+            <w:tcW w:type="dxa" w:w="94"/>
             <w:tcBorders>
               <w:top w:val="single" w:color="CBD5E0" w:sz="4"/>
               <w:left w:val="single" w:color="CBD5E0" w:sz="4"/>
@@ -6476,7 +6949,7 @@
         </w:tc>
         <w:tc>
           <w:tcPr>
-            <w:tcW w:type="dxa" w:w="188"/>
+            <w:tcW w:type="dxa" w:w="94"/>
             <w:tcBorders>
               <w:top w:val="single" w:color="CBD5E0" w:sz="4"/>
               <w:left w:val="single" w:color="CBD5E0" w:sz="4"/>
@@ -6510,7 +6983,7 @@
         </w:tc>
         <w:tc>
           <w:tcPr>
-            <w:tcW w:type="dxa" w:w="170"/>
+            <w:tcW w:type="dxa" w:w="85"/>
             <w:tcBorders>
               <w:top w:val="single" w:color="CBD5E0" w:sz="4"/>
               <w:left w:val="single" w:color="CBD5E0" w:sz="4"/>
@@ -6542,7 +7015,7 @@
         </w:tc>
         <w:tc>
           <w:tcPr>
-            <w:tcW w:type="dxa" w:w="6294"/>
+            <w:tcW w:type="dxa" w:w="6640"/>
             <w:tcBorders>
               <w:top w:val="single" w:color="CBD5E0" w:sz="4"/>
               <w:left w:val="single" w:color="CBD5E0" w:sz="4"/>
@@ -6658,7 +7131,7 @@
         </w:tc>
         <w:tc>
           <w:tcPr>
-            <w:tcW w:type="dxa" w:w="132"/>
+            <w:tcW w:type="dxa" w:w="66"/>
             <w:tcBorders>
               <w:top w:val="single" w:color="CBD5E0" w:sz="4"/>
               <w:left w:val="single" w:color="CBD5E0" w:sz="4"/>
@@ -6690,7 +7163,7 @@
         </w:tc>
         <w:tc>
           <w:tcPr>
-            <w:tcW w:type="dxa" w:w="2054"/>
+            <w:tcW w:type="dxa" w:w="1028"/>
             <w:tcBorders>
               <w:top w:val="single" w:color="CBD5E0" w:sz="4"/>
               <w:left w:val="single" w:color="CBD5E0" w:sz="4"/>
@@ -6717,6 +7190,70 @@
                 <w:szCs w:val="19"/>
               </w:rPr>
               <w:t xml:space="preserve">Bot phản hồi lệnh trong kênh chat dưới 1 giây; SignalR kết nối thành công và gửi nhận tin nhắn echo.</w:t>
+            </w:r>
+          </w:p>
+        </w:tc>
+        <w:tc>
+          <w:tcPr>
+            <w:tcW w:type="dxa" w:w="57"/>
+            <w:tcBorders>
+              <w:top w:val="single" w:color="CBD5E0" w:sz="4"/>
+              <w:left w:val="single" w:color="CBD5E0" w:sz="4"/>
+              <w:bottom w:val="single" w:color="CBD5E0" w:sz="4"/>
+              <w:right w:val="single" w:color="CBD5E0" w:sz="4"/>
+            </w:tcBorders>
+            <w:shd w:fill="F8FAFC" w:val="clear"/>
+            <w:tcMar>
+              <w:top w:type="dxa" w:w="100"/>
+              <w:left w:type="dxa" w:w="140"/>
+              <w:bottom w:type="dxa" w:w="100"/>
+              <w:right w:type="dxa" w:w="140"/>
+            </w:tcMar>
+          </w:tcPr>
+          <w:p>
+            <w:pPr>
+              <w:spacing w:after="20" w:before="20" w:line="240"/>
+            </w:pPr>
+            <w:r>
+              <w:rPr>
+                <w:rFonts w:ascii="Calibri" w:cs="Calibri" w:eastAsia="Calibri" w:hAnsi="Calibri"/>
+                <w:color w:val="2D3748"/>
+                <w:sz w:val="19"/>
+                <w:szCs w:val="19"/>
+              </w:rPr>
+              <w:t xml:space="preserve"/>
+            </w:r>
+          </w:p>
+        </w:tc>
+        <w:tc>
+          <w:tcPr>
+            <w:tcW w:type="dxa" w:w="962"/>
+            <w:tcBorders>
+              <w:top w:val="single" w:color="CBD5E0" w:sz="4"/>
+              <w:left w:val="single" w:color="CBD5E0" w:sz="4"/>
+              <w:bottom w:val="single" w:color="CBD5E0" w:sz="4"/>
+              <w:right w:val="single" w:color="CBD5E0" w:sz="4"/>
+            </w:tcBorders>
+            <w:shd w:fill="F8FAFC" w:val="clear"/>
+            <w:tcMar>
+              <w:top w:type="dxa" w:w="100"/>
+              <w:left w:type="dxa" w:w="140"/>
+              <w:bottom w:type="dxa" w:w="100"/>
+              <w:right w:type="dxa" w:w="140"/>
+            </w:tcMar>
+          </w:tcPr>
+          <w:p>
+            <w:pPr>
+              <w:spacing w:after="20" w:before="20" w:line="240"/>
+            </w:pPr>
+            <w:r>
+              <w:rPr>
+                <w:rFonts w:ascii="Calibri" w:cs="Calibri" w:eastAsia="Calibri" w:hAnsi="Calibri"/>
+                <w:color w:val="2D3748"/>
+                <w:sz w:val="19"/>
+                <w:szCs w:val="19"/>
+              </w:rPr>
+              <w:t xml:space="preserve"/>
             </w:r>
           </w:p>
         </w:tc>
@@ -6728,7 +7265,7 @@
         </w:trPr>
         <w:tc>
           <w:tcPr>
-            <w:tcW w:type="dxa" w:w="188"/>
+            <w:tcW w:type="dxa" w:w="94"/>
             <w:tcBorders>
               <w:top w:val="single" w:color="CBD5E0" w:sz="4"/>
               <w:left w:val="single" w:color="CBD5E0" w:sz="4"/>
@@ -6762,7 +7299,7 @@
         </w:tc>
         <w:tc>
           <w:tcPr>
-            <w:tcW w:type="dxa" w:w="188"/>
+            <w:tcW w:type="dxa" w:w="94"/>
             <w:tcBorders>
               <w:top w:val="single" w:color="CBD5E0" w:sz="4"/>
               <w:left w:val="single" w:color="CBD5E0" w:sz="4"/>
@@ -6796,7 +7333,7 @@
         </w:tc>
         <w:tc>
           <w:tcPr>
-            <w:tcW w:type="dxa" w:w="170"/>
+            <w:tcW w:type="dxa" w:w="85"/>
             <w:tcBorders>
               <w:top w:val="single" w:color="CBD5E0" w:sz="4"/>
               <w:left w:val="single" w:color="CBD5E0" w:sz="4"/>
@@ -6828,7 +7365,7 @@
         </w:tc>
         <w:tc>
           <w:tcPr>
-            <w:tcW w:type="dxa" w:w="6294"/>
+            <w:tcW w:type="dxa" w:w="6640"/>
             <w:tcBorders>
               <w:top w:val="single" w:color="CBD5E0" w:sz="4"/>
               <w:left w:val="single" w:color="CBD5E0" w:sz="4"/>
@@ -6872,7 +7409,7 @@
         </w:tc>
         <w:tc>
           <w:tcPr>
-            <w:tcW w:type="dxa" w:w="132"/>
+            <w:tcW w:type="dxa" w:w="66"/>
             <w:tcBorders>
               <w:top w:val="single" w:color="CBD5E0" w:sz="4"/>
               <w:left w:val="single" w:color="CBD5E0" w:sz="4"/>
@@ -6904,7 +7441,7 @@
         </w:tc>
         <w:tc>
           <w:tcPr>
-            <w:tcW w:type="dxa" w:w="2054"/>
+            <w:tcW w:type="dxa" w:w="1028"/>
             <w:tcBorders>
               <w:top w:val="single" w:color="CBD5E0" w:sz="4"/>
               <w:left w:val="single" w:color="CBD5E0" w:sz="4"/>
@@ -6931,6 +7468,70 @@
                 <w:szCs w:val="19"/>
               </w:rPr>
               <w:t xml:space="preserve">Thao tác lật thẻ mượt mà, hỗ trợ phím tắt Space/Mũi tên, gọi API ghi nhận kết quả và tự chuyển thẻ tiếp theo.</w:t>
+            </w:r>
+          </w:p>
+        </w:tc>
+        <w:tc>
+          <w:tcPr>
+            <w:tcW w:type="dxa" w:w="57"/>
+            <w:tcBorders>
+              <w:top w:val="single" w:color="CBD5E0" w:sz="4"/>
+              <w:left w:val="single" w:color="CBD5E0" w:sz="4"/>
+              <w:bottom w:val="single" w:color="CBD5E0" w:sz="4"/>
+              <w:right w:val="single" w:color="CBD5E0" w:sz="4"/>
+            </w:tcBorders>
+            <w:shd w:fill="FFFFFF" w:val="clear"/>
+            <w:tcMar>
+              <w:top w:type="dxa" w:w="100"/>
+              <w:left w:type="dxa" w:w="140"/>
+              <w:bottom w:type="dxa" w:w="100"/>
+              <w:right w:type="dxa" w:w="140"/>
+            </w:tcMar>
+          </w:tcPr>
+          <w:p>
+            <w:pPr>
+              <w:spacing w:after="20" w:before="20" w:line="240"/>
+            </w:pPr>
+            <w:r>
+              <w:rPr>
+                <w:rFonts w:ascii="Calibri" w:cs="Calibri" w:eastAsia="Calibri" w:hAnsi="Calibri"/>
+                <w:color w:val="2D3748"/>
+                <w:sz w:val="19"/>
+                <w:szCs w:val="19"/>
+              </w:rPr>
+              <w:t xml:space="preserve"/>
+            </w:r>
+          </w:p>
+        </w:tc>
+        <w:tc>
+          <w:tcPr>
+            <w:tcW w:type="dxa" w:w="962"/>
+            <w:tcBorders>
+              <w:top w:val="single" w:color="CBD5E0" w:sz="4"/>
+              <w:left w:val="single" w:color="CBD5E0" w:sz="4"/>
+              <w:bottom w:val="single" w:color="CBD5E0" w:sz="4"/>
+              <w:right w:val="single" w:color="CBD5E0" w:sz="4"/>
+            </w:tcBorders>
+            <w:shd w:fill="FFFFFF" w:val="clear"/>
+            <w:tcMar>
+              <w:top w:type="dxa" w:w="100"/>
+              <w:left w:type="dxa" w:w="140"/>
+              <w:bottom w:type="dxa" w:w="100"/>
+              <w:right w:type="dxa" w:w="140"/>
+            </w:tcMar>
+          </w:tcPr>
+          <w:p>
+            <w:pPr>
+              <w:spacing w:after="20" w:before="20" w:line="240"/>
+            </w:pPr>
+            <w:r>
+              <w:rPr>
+                <w:rFonts w:ascii="Calibri" w:cs="Calibri" w:eastAsia="Calibri" w:hAnsi="Calibri"/>
+                <w:color w:val="2D3748"/>
+                <w:sz w:val="19"/>
+                <w:szCs w:val="19"/>
+              </w:rPr>
+              <w:t xml:space="preserve"/>
             </w:r>
           </w:p>
         </w:tc>
@@ -6942,7 +7543,7 @@
         </w:trPr>
         <w:tc>
           <w:tcPr>
-            <w:tcW w:type="dxa" w:w="188"/>
+            <w:tcW w:type="dxa" w:w="94"/>
             <w:tcBorders>
               <w:top w:val="single" w:color="CBD5E0" w:sz="4"/>
               <w:left w:val="single" w:color="CBD5E0" w:sz="4"/>
@@ -6976,7 +7577,7 @@
         </w:tc>
         <w:tc>
           <w:tcPr>
-            <w:tcW w:type="dxa" w:w="188"/>
+            <w:tcW w:type="dxa" w:w="94"/>
             <w:tcBorders>
               <w:top w:val="single" w:color="CBD5E0" w:sz="4"/>
               <w:left w:val="single" w:color="CBD5E0" w:sz="4"/>
@@ -7010,7 +7611,7 @@
         </w:tc>
         <w:tc>
           <w:tcPr>
-            <w:tcW w:type="dxa" w:w="170"/>
+            <w:tcW w:type="dxa" w:w="85"/>
             <w:tcBorders>
               <w:top w:val="single" w:color="CBD5E0" w:sz="4"/>
               <w:left w:val="single" w:color="CBD5E0" w:sz="4"/>
@@ -7042,7 +7643,7 @@
         </w:tc>
         <w:tc>
           <w:tcPr>
-            <w:tcW w:type="dxa" w:w="6294"/>
+            <w:tcW w:type="dxa" w:w="6640"/>
             <w:tcBorders>
               <w:top w:val="single" w:color="CBD5E0" w:sz="4"/>
               <w:left w:val="single" w:color="CBD5E0" w:sz="4"/>
@@ -7086,7 +7687,7 @@
         </w:tc>
         <w:tc>
           <w:tcPr>
-            <w:tcW w:type="dxa" w:w="132"/>
+            <w:tcW w:type="dxa" w:w="66"/>
             <w:tcBorders>
               <w:top w:val="single" w:color="CBD5E0" w:sz="4"/>
               <w:left w:val="single" w:color="CBD5E0" w:sz="4"/>
@@ -7118,7 +7719,7 @@
         </w:tc>
         <w:tc>
           <w:tcPr>
-            <w:tcW w:type="dxa" w:w="2054"/>
+            <w:tcW w:type="dxa" w:w="1028"/>
             <w:tcBorders>
               <w:top w:val="single" w:color="CBD5E0" w:sz="4"/>
               <w:left w:val="single" w:color="CBD5E0" w:sz="4"/>
@@ -7145,6 +7746,70 @@
                 <w:szCs w:val="19"/>
               </w:rPr>
               <w:t xml:space="preserve">100% API Sprint 1 có test case trên Postman; bộ câu hỏi có giải thích chi tiết đáp án đúng/sai.</w:t>
+            </w:r>
+          </w:p>
+        </w:tc>
+        <w:tc>
+          <w:tcPr>
+            <w:tcW w:type="dxa" w:w="57"/>
+            <w:tcBorders>
+              <w:top w:val="single" w:color="CBD5E0" w:sz="4"/>
+              <w:left w:val="single" w:color="CBD5E0" w:sz="4"/>
+              <w:bottom w:val="single" w:color="CBD5E0" w:sz="4"/>
+              <w:right w:val="single" w:color="CBD5E0" w:sz="4"/>
+            </w:tcBorders>
+            <w:shd w:fill="F8FAFC" w:val="clear"/>
+            <w:tcMar>
+              <w:top w:type="dxa" w:w="100"/>
+              <w:left w:type="dxa" w:w="140"/>
+              <w:bottom w:type="dxa" w:w="100"/>
+              <w:right w:type="dxa" w:w="140"/>
+            </w:tcMar>
+          </w:tcPr>
+          <w:p>
+            <w:pPr>
+              <w:spacing w:after="20" w:before="20" w:line="240"/>
+            </w:pPr>
+            <w:r>
+              <w:rPr>
+                <w:rFonts w:ascii="Calibri" w:cs="Calibri" w:eastAsia="Calibri" w:hAnsi="Calibri"/>
+                <w:color w:val="2D3748"/>
+                <w:sz w:val="19"/>
+                <w:szCs w:val="19"/>
+              </w:rPr>
+              <w:t xml:space="preserve"/>
+            </w:r>
+          </w:p>
+        </w:tc>
+        <w:tc>
+          <w:tcPr>
+            <w:tcW w:type="dxa" w:w="962"/>
+            <w:tcBorders>
+              <w:top w:val="single" w:color="CBD5E0" w:sz="4"/>
+              <w:left w:val="single" w:color="CBD5E0" w:sz="4"/>
+              <w:bottom w:val="single" w:color="CBD5E0" w:sz="4"/>
+              <w:right w:val="single" w:color="CBD5E0" w:sz="4"/>
+            </w:tcBorders>
+            <w:shd w:fill="F8FAFC" w:val="clear"/>
+            <w:tcMar>
+              <w:top w:type="dxa" w:w="100"/>
+              <w:left w:type="dxa" w:w="140"/>
+              <w:bottom w:type="dxa" w:w="100"/>
+              <w:right w:type="dxa" w:w="140"/>
+            </w:tcMar>
+          </w:tcPr>
+          <w:p>
+            <w:pPr>
+              <w:spacing w:after="20" w:before="20" w:line="240"/>
+            </w:pPr>
+            <w:r>
+              <w:rPr>
+                <w:rFonts w:ascii="Calibri" w:cs="Calibri" w:eastAsia="Calibri" w:hAnsi="Calibri"/>
+                <w:color w:val="2D3748"/>
+                <w:sz w:val="19"/>
+                <w:szCs w:val="19"/>
+              </w:rPr>
+              <w:t xml:space="preserve"/>
             </w:r>
           </w:p>
         </w:tc>
@@ -7289,12 +7954,14 @@
         </w:tblBorders>
       </w:tblPr>
       <w:tblGrid>
-        <w:gridCol w:w="238"/>
-        <w:gridCol w:w="238"/>
-        <w:gridCol w:w="214"/>
-        <w:gridCol w:w="4930"/>
-        <w:gridCol w:w="167"/>
-        <w:gridCol w:w="3239"/>
+        <w:gridCol w:w="118"/>
+        <w:gridCol w:w="118"/>
+        <w:gridCol w:w="107"/>
+        <w:gridCol w:w="5520"/>
+        <w:gridCol w:w="83"/>
+        <w:gridCol w:w="1611"/>
+        <w:gridCol w:w="71"/>
+        <w:gridCol w:w="1398"/>
       </w:tblGrid>
       <w:tr>
         <w:trPr>
@@ -7303,7 +7970,7 @@
         </w:trPr>
         <w:tc>
           <w:tcPr>
-            <w:tcW w:type="dxa" w:w="238"/>
+            <w:tcW w:type="dxa" w:w="118"/>
             <w:tcBorders>
               <w:top w:val="single" w:color="CBD5E0" w:sz="4"/>
               <w:left w:val="single" w:color="CBD5E0" w:sz="4"/>
@@ -7337,7 +8004,7 @@
         </w:tc>
         <w:tc>
           <w:tcPr>
-            <w:tcW w:type="dxa" w:w="238"/>
+            <w:tcW w:type="dxa" w:w="118"/>
             <w:tcBorders>
               <w:top w:val="single" w:color="CBD5E0" w:sz="4"/>
               <w:left w:val="single" w:color="CBD5E0" w:sz="4"/>
@@ -7371,7 +8038,7 @@
         </w:tc>
         <w:tc>
           <w:tcPr>
-            <w:tcW w:type="dxa" w:w="214"/>
+            <w:tcW w:type="dxa" w:w="107"/>
             <w:tcBorders>
               <w:top w:val="single" w:color="CBD5E0" w:sz="4"/>
               <w:left w:val="single" w:color="CBD5E0" w:sz="4"/>
@@ -7405,7 +8072,7 @@
         </w:tc>
         <w:tc>
           <w:tcPr>
-            <w:tcW w:type="dxa" w:w="4930"/>
+            <w:tcW w:type="dxa" w:w="5520"/>
             <w:tcBorders>
               <w:top w:val="single" w:color="CBD5E0" w:sz="4"/>
               <w:left w:val="single" w:color="CBD5E0" w:sz="4"/>
@@ -7439,7 +8106,7 @@
         </w:tc>
         <w:tc>
           <w:tcPr>
-            <w:tcW w:type="dxa" w:w="167"/>
+            <w:tcW w:type="dxa" w:w="83"/>
             <w:tcBorders>
               <w:top w:val="single" w:color="CBD5E0" w:sz="4"/>
               <w:left w:val="single" w:color="CBD5E0" w:sz="4"/>
@@ -7473,7 +8140,7 @@
         </w:tc>
         <w:tc>
           <w:tcPr>
-            <w:tcW w:type="dxa" w:w="3239"/>
+            <w:tcW w:type="dxa" w:w="1611"/>
             <w:tcBorders>
               <w:top w:val="single" w:color="CBD5E0" w:sz="4"/>
               <w:left w:val="single" w:color="CBD5E0" w:sz="4"/>
@@ -7502,6 +8169,74 @@
                 <w:szCs w:val="19"/>
               </w:rPr>
               <w:t xml:space="preserve">Tiêu chí nghiệm thu (Acceptance Criteria)</w:t>
+            </w:r>
+          </w:p>
+        </w:tc>
+        <w:tc>
+          <w:tcPr>
+            <w:tcW w:type="dxa" w:w="71"/>
+            <w:tcBorders>
+              <w:top w:val="single" w:color="CBD5E0" w:sz="4"/>
+              <w:left w:val="single" w:color="CBD5E0" w:sz="4"/>
+              <w:bottom w:val="single" w:color="CBD5E0" w:sz="4"/>
+              <w:right w:val="single" w:color="CBD5E0" w:sz="4"/>
+            </w:tcBorders>
+            <w:shd w:fill="1A365D" w:val="clear"/>
+            <w:tcMar>
+              <w:top w:type="dxa" w:w="140"/>
+              <w:left w:type="dxa" w:w="140"/>
+              <w:bottom w:type="dxa" w:w="140"/>
+              <w:right w:type="dxa" w:w="140"/>
+            </w:tcMar>
+          </w:tcPr>
+          <w:p>
+            <w:pPr>
+              <w:spacing w:after="20" w:before="20" w:line="240"/>
+            </w:pPr>
+            <w:r>
+              <w:rPr>
+                <w:rFonts w:ascii="Calibri" w:cs="Calibri" w:eastAsia="Calibri" w:hAnsi="Calibri"/>
+                <w:b/>
+                <w:bCs/>
+                <w:color w:val="FFFFFF"/>
+                <w:sz w:val="19"/>
+                <w:szCs w:val="19"/>
+              </w:rPr>
+              <w:t xml:space="preserve"/>
+            </w:r>
+          </w:p>
+        </w:tc>
+        <w:tc>
+          <w:tcPr>
+            <w:tcW w:type="dxa" w:w="1398"/>
+            <w:tcBorders>
+              <w:top w:val="single" w:color="CBD5E0" w:sz="4"/>
+              <w:left w:val="single" w:color="CBD5E0" w:sz="4"/>
+              <w:bottom w:val="single" w:color="CBD5E0" w:sz="4"/>
+              <w:right w:val="single" w:color="CBD5E0" w:sz="4"/>
+            </w:tcBorders>
+            <w:shd w:fill="1A365D" w:val="clear"/>
+            <w:tcMar>
+              <w:top w:type="dxa" w:w="140"/>
+              <w:left w:type="dxa" w:w="140"/>
+              <w:bottom w:type="dxa" w:w="140"/>
+              <w:right w:type="dxa" w:w="140"/>
+            </w:tcMar>
+          </w:tcPr>
+          <w:p>
+            <w:pPr>
+              <w:spacing w:after="20" w:before="20" w:line="240"/>
+            </w:pPr>
+            <w:r>
+              <w:rPr>
+                <w:rFonts w:ascii="Calibri" w:cs="Calibri" w:eastAsia="Calibri" w:hAnsi="Calibri"/>
+                <w:b/>
+                <w:bCs/>
+                <w:color w:val="FFFFFF"/>
+                <w:sz w:val="19"/>
+                <w:szCs w:val="19"/>
+              </w:rPr>
+              <w:t xml:space="preserve"/>
             </w:r>
           </w:p>
         </w:tc>
@@ -7513,7 +8248,7 @@
         </w:trPr>
         <w:tc>
           <w:tcPr>
-            <w:tcW w:type="dxa" w:w="238"/>
+            <w:tcW w:type="dxa" w:w="118"/>
             <w:tcBorders>
               <w:top w:val="single" w:color="CBD5E0" w:sz="4"/>
               <w:left w:val="single" w:color="CBD5E0" w:sz="4"/>
@@ -7547,7 +8282,7 @@
         </w:tc>
         <w:tc>
           <w:tcPr>
-            <w:tcW w:type="dxa" w:w="238"/>
+            <w:tcW w:type="dxa" w:w="118"/>
             <w:tcBorders>
               <w:top w:val="single" w:color="CBD5E0" w:sz="4"/>
               <w:left w:val="single" w:color="CBD5E0" w:sz="4"/>
@@ -7581,7 +8316,7 @@
         </w:tc>
         <w:tc>
           <w:tcPr>
-            <w:tcW w:type="dxa" w:w="214"/>
+            <w:tcW w:type="dxa" w:w="107"/>
             <w:tcBorders>
               <w:top w:val="single" w:color="CBD5E0" w:sz="4"/>
               <w:left w:val="single" w:color="CBD5E0" w:sz="4"/>
@@ -7613,7 +8348,7 @@
         </w:tc>
         <w:tc>
           <w:tcPr>
-            <w:tcW w:type="dxa" w:w="4930"/>
+            <w:tcW w:type="dxa" w:w="5520"/>
             <w:tcBorders>
               <w:top w:val="single" w:color="CBD5E0" w:sz="4"/>
               <w:left w:val="single" w:color="CBD5E0" w:sz="4"/>
@@ -7657,7 +8392,7 @@
         </w:tc>
         <w:tc>
           <w:tcPr>
-            <w:tcW w:type="dxa" w:w="167"/>
+            <w:tcW w:type="dxa" w:w="83"/>
             <w:tcBorders>
               <w:top w:val="single" w:color="CBD5E0" w:sz="4"/>
               <w:left w:val="single" w:color="CBD5E0" w:sz="4"/>
@@ -7689,7 +8424,7 @@
         </w:tc>
         <w:tc>
           <w:tcPr>
-            <w:tcW w:type="dxa" w:w="3239"/>
+            <w:tcW w:type="dxa" w:w="1611"/>
             <w:tcBorders>
               <w:top w:val="single" w:color="CBD5E0" w:sz="4"/>
               <w:left w:val="single" w:color="CBD5E0" w:sz="4"/>
@@ -7734,6 +8469,70 @@
                 <w:szCs w:val="19"/>
               </w:rPr>
               <w:t xml:space="preserve">.</w:t>
+            </w:r>
+          </w:p>
+        </w:tc>
+        <w:tc>
+          <w:tcPr>
+            <w:tcW w:type="dxa" w:w="71"/>
+            <w:tcBorders>
+              <w:top w:val="single" w:color="CBD5E0" w:sz="4"/>
+              <w:left w:val="single" w:color="CBD5E0" w:sz="4"/>
+              <w:bottom w:val="single" w:color="CBD5E0" w:sz="4"/>
+              <w:right w:val="single" w:color="CBD5E0" w:sz="4"/>
+            </w:tcBorders>
+            <w:shd w:fill="F8FAFC" w:val="clear"/>
+            <w:tcMar>
+              <w:top w:type="dxa" w:w="100"/>
+              <w:left w:type="dxa" w:w="140"/>
+              <w:bottom w:type="dxa" w:w="100"/>
+              <w:right w:type="dxa" w:w="140"/>
+            </w:tcMar>
+          </w:tcPr>
+          <w:p>
+            <w:pPr>
+              <w:spacing w:after="20" w:before="20" w:line="240"/>
+            </w:pPr>
+            <w:r>
+              <w:rPr>
+                <w:rFonts w:ascii="Calibri" w:cs="Calibri" w:eastAsia="Calibri" w:hAnsi="Calibri"/>
+                <w:color w:val="2D3748"/>
+                <w:sz w:val="19"/>
+                <w:szCs w:val="19"/>
+              </w:rPr>
+              <w:t xml:space="preserve"/>
+            </w:r>
+          </w:p>
+        </w:tc>
+        <w:tc>
+          <w:tcPr>
+            <w:tcW w:type="dxa" w:w="1398"/>
+            <w:tcBorders>
+              <w:top w:val="single" w:color="CBD5E0" w:sz="4"/>
+              <w:left w:val="single" w:color="CBD5E0" w:sz="4"/>
+              <w:bottom w:val="single" w:color="CBD5E0" w:sz="4"/>
+              <w:right w:val="single" w:color="CBD5E0" w:sz="4"/>
+            </w:tcBorders>
+            <w:shd w:fill="F8FAFC" w:val="clear"/>
+            <w:tcMar>
+              <w:top w:type="dxa" w:w="100"/>
+              <w:left w:type="dxa" w:w="140"/>
+              <w:bottom w:type="dxa" w:w="100"/>
+              <w:right w:type="dxa" w:w="140"/>
+            </w:tcMar>
+          </w:tcPr>
+          <w:p>
+            <w:pPr>
+              <w:spacing w:after="20" w:before="20" w:line="240"/>
+            </w:pPr>
+            <w:r>
+              <w:rPr>
+                <w:rFonts w:ascii="Calibri" w:cs="Calibri" w:eastAsia="Calibri" w:hAnsi="Calibri"/>
+                <w:color w:val="2D3748"/>
+                <w:sz w:val="19"/>
+                <w:szCs w:val="19"/>
+              </w:rPr>
+              <w:t xml:space="preserve"/>
             </w:r>
           </w:p>
         </w:tc>
@@ -7745,7 +8544,7 @@
         </w:trPr>
         <w:tc>
           <w:tcPr>
-            <w:tcW w:type="dxa" w:w="238"/>
+            <w:tcW w:type="dxa" w:w="118"/>
             <w:tcBorders>
               <w:top w:val="single" w:color="CBD5E0" w:sz="4"/>
               <w:left w:val="single" w:color="CBD5E0" w:sz="4"/>
@@ -7779,7 +8578,7 @@
         </w:tc>
         <w:tc>
           <w:tcPr>
-            <w:tcW w:type="dxa" w:w="238"/>
+            <w:tcW w:type="dxa" w:w="118"/>
             <w:tcBorders>
               <w:top w:val="single" w:color="CBD5E0" w:sz="4"/>
               <w:left w:val="single" w:color="CBD5E0" w:sz="4"/>
@@ -7813,7 +8612,7 @@
         </w:tc>
         <w:tc>
           <w:tcPr>
-            <w:tcW w:type="dxa" w:w="214"/>
+            <w:tcW w:type="dxa" w:w="107"/>
             <w:tcBorders>
               <w:top w:val="single" w:color="CBD5E0" w:sz="4"/>
               <w:left w:val="single" w:color="CBD5E0" w:sz="4"/>
@@ -7845,7 +8644,7 @@
         </w:tc>
         <w:tc>
           <w:tcPr>
-            <w:tcW w:type="dxa" w:w="4930"/>
+            <w:tcW w:type="dxa" w:w="5520"/>
             <w:tcBorders>
               <w:top w:val="single" w:color="CBD5E0" w:sz="4"/>
               <w:left w:val="single" w:color="CBD5E0" w:sz="4"/>
@@ -7925,7 +8724,7 @@
         </w:tc>
         <w:tc>
           <w:tcPr>
-            <w:tcW w:type="dxa" w:w="167"/>
+            <w:tcW w:type="dxa" w:w="83"/>
             <w:tcBorders>
               <w:top w:val="single" w:color="CBD5E0" w:sz="4"/>
               <w:left w:val="single" w:color="CBD5E0" w:sz="4"/>
@@ -7957,7 +8756,7 @@
         </w:tc>
         <w:tc>
           <w:tcPr>
-            <w:tcW w:type="dxa" w:w="3239"/>
+            <w:tcW w:type="dxa" w:w="1611"/>
             <w:tcBorders>
               <w:top w:val="single" w:color="CBD5E0" w:sz="4"/>
               <w:left w:val="single" w:color="CBD5E0" w:sz="4"/>
@@ -7984,6 +8783,70 @@
                 <w:szCs w:val="19"/>
               </w:rPr>
               <w:t xml:space="preserve">Thời gian truy vấn BXH dưới 10ms trên Redis; hỗ trợ phân trang và hiển thị thứ hạng của chính người học.</w:t>
+            </w:r>
+          </w:p>
+        </w:tc>
+        <w:tc>
+          <w:tcPr>
+            <w:tcW w:type="dxa" w:w="71"/>
+            <w:tcBorders>
+              <w:top w:val="single" w:color="CBD5E0" w:sz="4"/>
+              <w:left w:val="single" w:color="CBD5E0" w:sz="4"/>
+              <w:bottom w:val="single" w:color="CBD5E0" w:sz="4"/>
+              <w:right w:val="single" w:color="CBD5E0" w:sz="4"/>
+            </w:tcBorders>
+            <w:shd w:fill="FFFFFF" w:val="clear"/>
+            <w:tcMar>
+              <w:top w:type="dxa" w:w="100"/>
+              <w:left w:type="dxa" w:w="140"/>
+              <w:bottom w:type="dxa" w:w="100"/>
+              <w:right w:type="dxa" w:w="140"/>
+            </w:tcMar>
+          </w:tcPr>
+          <w:p>
+            <w:pPr>
+              <w:spacing w:after="20" w:before="20" w:line="240"/>
+            </w:pPr>
+            <w:r>
+              <w:rPr>
+                <w:rFonts w:ascii="Calibri" w:cs="Calibri" w:eastAsia="Calibri" w:hAnsi="Calibri"/>
+                <w:color w:val="2D3748"/>
+                <w:sz w:val="19"/>
+                <w:szCs w:val="19"/>
+              </w:rPr>
+              <w:t xml:space="preserve"/>
+            </w:r>
+          </w:p>
+        </w:tc>
+        <w:tc>
+          <w:tcPr>
+            <w:tcW w:type="dxa" w:w="1398"/>
+            <w:tcBorders>
+              <w:top w:val="single" w:color="CBD5E0" w:sz="4"/>
+              <w:left w:val="single" w:color="CBD5E0" w:sz="4"/>
+              <w:bottom w:val="single" w:color="CBD5E0" w:sz="4"/>
+              <w:right w:val="single" w:color="CBD5E0" w:sz="4"/>
+            </w:tcBorders>
+            <w:shd w:fill="FFFFFF" w:val="clear"/>
+            <w:tcMar>
+              <w:top w:type="dxa" w:w="100"/>
+              <w:left w:type="dxa" w:w="140"/>
+              <w:bottom w:type="dxa" w:w="100"/>
+              <w:right w:type="dxa" w:w="140"/>
+            </w:tcMar>
+          </w:tcPr>
+          <w:p>
+            <w:pPr>
+              <w:spacing w:after="20" w:before="20" w:line="240"/>
+            </w:pPr>
+            <w:r>
+              <w:rPr>
+                <w:rFonts w:ascii="Calibri" w:cs="Calibri" w:eastAsia="Calibri" w:hAnsi="Calibri"/>
+                <w:color w:val="2D3748"/>
+                <w:sz w:val="19"/>
+                <w:szCs w:val="19"/>
+              </w:rPr>
+              <w:t xml:space="preserve"/>
             </w:r>
           </w:p>
         </w:tc>
@@ -7995,7 +8858,7 @@
         </w:trPr>
         <w:tc>
           <w:tcPr>
-            <w:tcW w:type="dxa" w:w="238"/>
+            <w:tcW w:type="dxa" w:w="118"/>
             <w:tcBorders>
               <w:top w:val="single" w:color="CBD5E0" w:sz="4"/>
               <w:left w:val="single" w:color="CBD5E0" w:sz="4"/>
@@ -8029,7 +8892,7 @@
         </w:tc>
         <w:tc>
           <w:tcPr>
-            <w:tcW w:type="dxa" w:w="238"/>
+            <w:tcW w:type="dxa" w:w="118"/>
             <w:tcBorders>
               <w:top w:val="single" w:color="CBD5E0" w:sz="4"/>
               <w:left w:val="single" w:color="CBD5E0" w:sz="4"/>
@@ -8063,7 +8926,7 @@
         </w:tc>
         <w:tc>
           <w:tcPr>
-            <w:tcW w:type="dxa" w:w="214"/>
+            <w:tcW w:type="dxa" w:w="107"/>
             <w:tcBorders>
               <w:top w:val="single" w:color="CBD5E0" w:sz="4"/>
               <w:left w:val="single" w:color="CBD5E0" w:sz="4"/>
@@ -8095,7 +8958,7 @@
         </w:tc>
         <w:tc>
           <w:tcPr>
-            <w:tcW w:type="dxa" w:w="4930"/>
+            <w:tcW w:type="dxa" w:w="5520"/>
             <w:tcBorders>
               <w:top w:val="single" w:color="CBD5E0" w:sz="4"/>
               <w:left w:val="single" w:color="CBD5E0" w:sz="4"/>
@@ -8151,13 +9014,52 @@
                 <w:sz w:val="19"/>
                 <w:szCs w:val="19"/>
               </w:rPr>
-              <w:t xml:space="preserve">, bot tạo câu hỏi trắc nghiệm 4 đáp án dạng nút bấm tương tác, đếm ngược 30 giây (config) và công bố người trả lời đúng nhanh nhất.</w:t>
-            </w:r>
-          </w:p>
-        </w:tc>
-        <w:tc>
-          <w:tcPr>
-            <w:tcW w:type="dxa" w:w="167"/>
+              <w:t xml:space="preserve">, bot tạo câu hỏi trắc nghiệm 4 đáp án dạng nút bấm tương tác, đếm ngược 30 giây (config) và công bố người trả lời đúng nhanh nhất.
+⚠️ </w:t>
+            </w:r>
+            <w:r>
+              <w:rPr>
+                <w:rFonts w:ascii="Calibri" w:cs="Calibri" w:eastAsia="Calibri" w:hAnsi="Calibri"/>
+                <w:b/>
+                <w:bCs/>
+                <w:color w:val="2D3748"/>
+                <w:sz w:val="19"/>
+                <w:szCs w:val="19"/>
+              </w:rPr>
+              <w:t xml:space="preserve">Cảnh báo Concurrency EF Core:</w:t>
+            </w:r>
+            <w:r>
+              <w:rPr>
+                <w:rFonts w:ascii="Calibri" w:cs="Calibri" w:eastAsia="Calibri" w:hAnsi="Calibri"/>
+                <w:color w:val="2D3748"/>
+                <w:sz w:val="19"/>
+                <w:szCs w:val="19"/>
+              </w:rPr>
+              <w:t xml:space="preserve"> Mảng JSONB </w:t>
+            </w:r>
+            <w:r>
+              <w:rPr>
+                <w:rFonts w:ascii="Calibri" w:cs="Calibri" w:eastAsia="Calibri" w:hAnsi="Calibri"/>
+                <w:color w:val="2D3748"/>
+                <w:sz w:val="19"/>
+                <w:szCs w:val="19"/>
+              </w:rPr>
+              <w:t xml:space="preserve">clan_quiz_sessions.responses</w:t>
+            </w:r>
+            <w:r>
+              <w:rPr>
+                <w:rFonts w:ascii="Calibri" w:cs="Calibri" w:eastAsia="Calibri" w:hAnsi="Calibri"/>
+                <w:color w:val="2D3748"/>
+                <w:sz w:val="19"/>
+                <w:szCs w:val="19"/>
+              </w:rPr>
+              <w:t xml:space="preserve"> là hot path đa-writer, KHÔNG được update qua EF Core change tracking (entity.X.Add(); SaveChanges() là read-modify-write → lost update); phải dùng raw SQL nguyên tử `SET col = col</w:t>
+            </w:r>
+          </w:p>
+        </w:tc>
+        <w:tc>
+          <w:tcPr>
+            <w:tcW w:type="dxa" w:w="83"/>
             <w:tcBorders>
               <w:top w:val="single" w:color="CBD5E0" w:sz="4"/>
               <w:left w:val="single" w:color="CBD5E0" w:sz="4"/>
@@ -8183,13 +9085,77 @@
                 <w:sz w:val="19"/>
                 <w:szCs w:val="19"/>
               </w:rPr>
+              <w:t xml:space="preserve"/>
+            </w:r>
+          </w:p>
+        </w:tc>
+        <w:tc>
+          <w:tcPr>
+            <w:tcW w:type="dxa" w:w="1611"/>
+            <w:tcBorders>
+              <w:top w:val="single" w:color="CBD5E0" w:sz="4"/>
+              <w:left w:val="single" w:color="CBD5E0" w:sz="4"/>
+              <w:bottom w:val="single" w:color="CBD5E0" w:sz="4"/>
+              <w:right w:val="single" w:color="CBD5E0" w:sz="4"/>
+            </w:tcBorders>
+            <w:shd w:fill="F8FAFC" w:val="clear"/>
+            <w:tcMar>
+              <w:top w:type="dxa" w:w="100"/>
+              <w:left w:type="dxa" w:w="140"/>
+              <w:bottom w:type="dxa" w:w="100"/>
+              <w:right w:type="dxa" w:w="140"/>
+            </w:tcMar>
+          </w:tcPr>
+          <w:p>
+            <w:pPr>
+              <w:spacing w:after="20" w:before="20" w:line="240"/>
+            </w:pPr>
+            <w:r>
+              <w:rPr>
+                <w:rFonts w:ascii="Calibri" w:cs="Calibri" w:eastAsia="Calibri" w:hAnsi="Calibri"/>
+                <w:color w:val="2D3748"/>
+                <w:sz w:val="19"/>
+                <w:szCs w:val="19"/>
+              </w:rPr>
+              <w:t xml:space="preserve">@new::jsonb`. Chi tiết xem docs/database/sql/README.md mục Implementation &amp; Concurrency Guidelines.</w:t>
+            </w:r>
+          </w:p>
+        </w:tc>
+        <w:tc>
+          <w:tcPr>
+            <w:tcW w:type="dxa" w:w="71"/>
+            <w:tcBorders>
+              <w:top w:val="single" w:color="CBD5E0" w:sz="4"/>
+              <w:left w:val="single" w:color="CBD5E0" w:sz="4"/>
+              <w:bottom w:val="single" w:color="CBD5E0" w:sz="4"/>
+              <w:right w:val="single" w:color="CBD5E0" w:sz="4"/>
+            </w:tcBorders>
+            <w:shd w:fill="F8FAFC" w:val="clear"/>
+            <w:tcMar>
+              <w:top w:type="dxa" w:w="100"/>
+              <w:left w:type="dxa" w:w="140"/>
+              <w:bottom w:type="dxa" w:w="100"/>
+              <w:right w:type="dxa" w:w="140"/>
+            </w:tcMar>
+          </w:tcPr>
+          <w:p>
+            <w:pPr>
+              <w:spacing w:after="20" w:before="20" w:line="240"/>
+            </w:pPr>
+            <w:r>
+              <w:rPr>
+                <w:rFonts w:ascii="Calibri" w:cs="Calibri" w:eastAsia="Calibri" w:hAnsi="Calibri"/>
+                <w:color w:val="2D3748"/>
+                <w:sz w:val="19"/>
+                <w:szCs w:val="19"/>
+              </w:rPr>
               <w:t xml:space="preserve">8</w:t>
             </w:r>
           </w:p>
         </w:tc>
         <w:tc>
           <w:tcPr>
-            <w:tcW w:type="dxa" w:w="3239"/>
+            <w:tcW w:type="dxa" w:w="1398"/>
             <w:tcBorders>
               <w:top w:val="single" w:color="CBD5E0" w:sz="4"/>
               <w:left w:val="single" w:color="CBD5E0" w:sz="4"/>
@@ -8227,7 +9193,7 @@
         </w:trPr>
         <w:tc>
           <w:tcPr>
-            <w:tcW w:type="dxa" w:w="238"/>
+            <w:tcW w:type="dxa" w:w="118"/>
             <w:tcBorders>
               <w:top w:val="single" w:color="CBD5E0" w:sz="4"/>
               <w:left w:val="single" w:color="CBD5E0" w:sz="4"/>
@@ -8261,7 +9227,7 @@
         </w:tc>
         <w:tc>
           <w:tcPr>
-            <w:tcW w:type="dxa" w:w="238"/>
+            <w:tcW w:type="dxa" w:w="118"/>
             <w:tcBorders>
               <w:top w:val="single" w:color="CBD5E0" w:sz="4"/>
               <w:left w:val="single" w:color="CBD5E0" w:sz="4"/>
@@ -8295,7 +9261,7 @@
         </w:tc>
         <w:tc>
           <w:tcPr>
-            <w:tcW w:type="dxa" w:w="214"/>
+            <w:tcW w:type="dxa" w:w="107"/>
             <w:tcBorders>
               <w:top w:val="single" w:color="CBD5E0" w:sz="4"/>
               <w:left w:val="single" w:color="CBD5E0" w:sz="4"/>
@@ -8327,7 +9293,7 @@
         </w:tc>
         <w:tc>
           <w:tcPr>
-            <w:tcW w:type="dxa" w:w="4930"/>
+            <w:tcW w:type="dxa" w:w="5520"/>
             <w:tcBorders>
               <w:top w:val="single" w:color="CBD5E0" w:sz="4"/>
               <w:left w:val="single" w:color="CBD5E0" w:sz="4"/>
@@ -8371,7 +9337,7 @@
         </w:tc>
         <w:tc>
           <w:tcPr>
-            <w:tcW w:type="dxa" w:w="167"/>
+            <w:tcW w:type="dxa" w:w="83"/>
             <w:tcBorders>
               <w:top w:val="single" w:color="CBD5E0" w:sz="4"/>
               <w:left w:val="single" w:color="CBD5E0" w:sz="4"/>
@@ -8403,7 +9369,7 @@
         </w:tc>
         <w:tc>
           <w:tcPr>
-            <w:tcW w:type="dxa" w:w="3239"/>
+            <w:tcW w:type="dxa" w:w="1611"/>
             <w:tcBorders>
               <w:top w:val="single" w:color="CBD5E0" w:sz="4"/>
               <w:left w:val="single" w:color="CBD5E0" w:sz="4"/>
@@ -8450,6 +9416,70 @@
                 <w:szCs w:val="19"/>
               </w:rPr>
               <w:t xml:space="preserve">.</w:t>
+            </w:r>
+          </w:p>
+        </w:tc>
+        <w:tc>
+          <w:tcPr>
+            <w:tcW w:type="dxa" w:w="71"/>
+            <w:tcBorders>
+              <w:top w:val="single" w:color="CBD5E0" w:sz="4"/>
+              <w:left w:val="single" w:color="CBD5E0" w:sz="4"/>
+              <w:bottom w:val="single" w:color="CBD5E0" w:sz="4"/>
+              <w:right w:val="single" w:color="CBD5E0" w:sz="4"/>
+            </w:tcBorders>
+            <w:shd w:fill="FFFFFF" w:val="clear"/>
+            <w:tcMar>
+              <w:top w:type="dxa" w:w="100"/>
+              <w:left w:type="dxa" w:w="140"/>
+              <w:bottom w:type="dxa" w:w="100"/>
+              <w:right w:type="dxa" w:w="140"/>
+            </w:tcMar>
+          </w:tcPr>
+          <w:p>
+            <w:pPr>
+              <w:spacing w:after="20" w:before="20" w:line="240"/>
+            </w:pPr>
+            <w:r>
+              <w:rPr>
+                <w:rFonts w:ascii="Calibri" w:cs="Calibri" w:eastAsia="Calibri" w:hAnsi="Calibri"/>
+                <w:color w:val="2D3748"/>
+                <w:sz w:val="19"/>
+                <w:szCs w:val="19"/>
+              </w:rPr>
+              <w:t xml:space="preserve"/>
+            </w:r>
+          </w:p>
+        </w:tc>
+        <w:tc>
+          <w:tcPr>
+            <w:tcW w:type="dxa" w:w="1398"/>
+            <w:tcBorders>
+              <w:top w:val="single" w:color="CBD5E0" w:sz="4"/>
+              <w:left w:val="single" w:color="CBD5E0" w:sz="4"/>
+              <w:bottom w:val="single" w:color="CBD5E0" w:sz="4"/>
+              <w:right w:val="single" w:color="CBD5E0" w:sz="4"/>
+            </w:tcBorders>
+            <w:shd w:fill="FFFFFF" w:val="clear"/>
+            <w:tcMar>
+              <w:top w:type="dxa" w:w="100"/>
+              <w:left w:type="dxa" w:w="140"/>
+              <w:bottom w:type="dxa" w:w="100"/>
+              <w:right w:type="dxa" w:w="140"/>
+            </w:tcMar>
+          </w:tcPr>
+          <w:p>
+            <w:pPr>
+              <w:spacing w:after="20" w:before="20" w:line="240"/>
+            </w:pPr>
+            <w:r>
+              <w:rPr>
+                <w:rFonts w:ascii="Calibri" w:cs="Calibri" w:eastAsia="Calibri" w:hAnsi="Calibri"/>
+                <w:color w:val="2D3748"/>
+                <w:sz w:val="19"/>
+                <w:szCs w:val="19"/>
+              </w:rPr>
+              <w:t xml:space="preserve"/>
             </w:r>
           </w:p>
         </w:tc>
@@ -8461,7 +9491,7 @@
         </w:trPr>
         <w:tc>
           <w:tcPr>
-            <w:tcW w:type="dxa" w:w="238"/>
+            <w:tcW w:type="dxa" w:w="118"/>
             <w:tcBorders>
               <w:top w:val="single" w:color="CBD5E0" w:sz="4"/>
               <w:left w:val="single" w:color="CBD5E0" w:sz="4"/>
@@ -8495,7 +9525,7 @@
         </w:tc>
         <w:tc>
           <w:tcPr>
-            <w:tcW w:type="dxa" w:w="238"/>
+            <w:tcW w:type="dxa" w:w="118"/>
             <w:tcBorders>
               <w:top w:val="single" w:color="CBD5E0" w:sz="4"/>
               <w:left w:val="single" w:color="CBD5E0" w:sz="4"/>
@@ -8529,7 +9559,7 @@
         </w:tc>
         <w:tc>
           <w:tcPr>
-            <w:tcW w:type="dxa" w:w="214"/>
+            <w:tcW w:type="dxa" w:w="107"/>
             <w:tcBorders>
               <w:top w:val="single" w:color="CBD5E0" w:sz="4"/>
               <w:left w:val="single" w:color="CBD5E0" w:sz="4"/>
@@ -8561,7 +9591,7 @@
         </w:tc>
         <w:tc>
           <w:tcPr>
-            <w:tcW w:type="dxa" w:w="4930"/>
+            <w:tcW w:type="dxa" w:w="5520"/>
             <w:tcBorders>
               <w:top w:val="single" w:color="CBD5E0" w:sz="4"/>
               <w:left w:val="single" w:color="CBD5E0" w:sz="4"/>
@@ -8605,7 +9635,7 @@
         </w:tc>
         <w:tc>
           <w:tcPr>
-            <w:tcW w:type="dxa" w:w="167"/>
+            <w:tcW w:type="dxa" w:w="83"/>
             <w:tcBorders>
               <w:top w:val="single" w:color="CBD5E0" w:sz="4"/>
               <w:left w:val="single" w:color="CBD5E0" w:sz="4"/>
@@ -8637,7 +9667,7 @@
         </w:tc>
         <w:tc>
           <w:tcPr>
-            <w:tcW w:type="dxa" w:w="3239"/>
+            <w:tcW w:type="dxa" w:w="1611"/>
             <w:tcBorders>
               <w:top w:val="single" w:color="CBD5E0" w:sz="4"/>
               <w:left w:val="single" w:color="CBD5E0" w:sz="4"/>
@@ -8664,6 +9694,70 @@
                 <w:szCs w:val="19"/>
               </w:rPr>
               <w:t xml:space="preserve">Giao diện hiện đại, responsive tốt trên cả màn hình nhỏ (webview Mezon) lẫn màn hình máy tính lớn.</w:t>
+            </w:r>
+          </w:p>
+        </w:tc>
+        <w:tc>
+          <w:tcPr>
+            <w:tcW w:type="dxa" w:w="71"/>
+            <w:tcBorders>
+              <w:top w:val="single" w:color="CBD5E0" w:sz="4"/>
+              <w:left w:val="single" w:color="CBD5E0" w:sz="4"/>
+              <w:bottom w:val="single" w:color="CBD5E0" w:sz="4"/>
+              <w:right w:val="single" w:color="CBD5E0" w:sz="4"/>
+            </w:tcBorders>
+            <w:shd w:fill="F8FAFC" w:val="clear"/>
+            <w:tcMar>
+              <w:top w:type="dxa" w:w="100"/>
+              <w:left w:type="dxa" w:w="140"/>
+              <w:bottom w:type="dxa" w:w="100"/>
+              <w:right w:type="dxa" w:w="140"/>
+            </w:tcMar>
+          </w:tcPr>
+          <w:p>
+            <w:pPr>
+              <w:spacing w:after="20" w:before="20" w:line="240"/>
+            </w:pPr>
+            <w:r>
+              <w:rPr>
+                <w:rFonts w:ascii="Calibri" w:cs="Calibri" w:eastAsia="Calibri" w:hAnsi="Calibri"/>
+                <w:color w:val="2D3748"/>
+                <w:sz w:val="19"/>
+                <w:szCs w:val="19"/>
+              </w:rPr>
+              <w:t xml:space="preserve"/>
+            </w:r>
+          </w:p>
+        </w:tc>
+        <w:tc>
+          <w:tcPr>
+            <w:tcW w:type="dxa" w:w="1398"/>
+            <w:tcBorders>
+              <w:top w:val="single" w:color="CBD5E0" w:sz="4"/>
+              <w:left w:val="single" w:color="CBD5E0" w:sz="4"/>
+              <w:bottom w:val="single" w:color="CBD5E0" w:sz="4"/>
+              <w:right w:val="single" w:color="CBD5E0" w:sz="4"/>
+            </w:tcBorders>
+            <w:shd w:fill="F8FAFC" w:val="clear"/>
+            <w:tcMar>
+              <w:top w:type="dxa" w:w="100"/>
+              <w:left w:type="dxa" w:w="140"/>
+              <w:bottom w:type="dxa" w:w="100"/>
+              <w:right w:type="dxa" w:w="140"/>
+            </w:tcMar>
+          </w:tcPr>
+          <w:p>
+            <w:pPr>
+              <w:spacing w:after="20" w:before="20" w:line="240"/>
+            </w:pPr>
+            <w:r>
+              <w:rPr>
+                <w:rFonts w:ascii="Calibri" w:cs="Calibri" w:eastAsia="Calibri" w:hAnsi="Calibri"/>
+                <w:color w:val="2D3748"/>
+                <w:sz w:val="19"/>
+                <w:szCs w:val="19"/>
+              </w:rPr>
+              <w:t xml:space="preserve"/>
             </w:r>
           </w:p>
         </w:tc>
@@ -8675,7 +9769,7 @@
         </w:trPr>
         <w:tc>
           <w:tcPr>
-            <w:tcW w:type="dxa" w:w="238"/>
+            <w:tcW w:type="dxa" w:w="118"/>
             <w:tcBorders>
               <w:top w:val="single" w:color="CBD5E0" w:sz="4"/>
               <w:left w:val="single" w:color="CBD5E0" w:sz="4"/>
@@ -8709,7 +9803,7 @@
         </w:tc>
         <w:tc>
           <w:tcPr>
-            <w:tcW w:type="dxa" w:w="238"/>
+            <w:tcW w:type="dxa" w:w="118"/>
             <w:tcBorders>
               <w:top w:val="single" w:color="CBD5E0" w:sz="4"/>
               <w:left w:val="single" w:color="CBD5E0" w:sz="4"/>
@@ -8743,7 +9837,7 @@
         </w:tc>
         <w:tc>
           <w:tcPr>
-            <w:tcW w:type="dxa" w:w="214"/>
+            <w:tcW w:type="dxa" w:w="107"/>
             <w:tcBorders>
               <w:top w:val="single" w:color="CBD5E0" w:sz="4"/>
               <w:left w:val="single" w:color="CBD5E0" w:sz="4"/>
@@ -8775,7 +9869,7 @@
         </w:tc>
         <w:tc>
           <w:tcPr>
-            <w:tcW w:type="dxa" w:w="4930"/>
+            <w:tcW w:type="dxa" w:w="5520"/>
             <w:tcBorders>
               <w:top w:val="single" w:color="CBD5E0" w:sz="4"/>
               <w:left w:val="single" w:color="CBD5E0" w:sz="4"/>
@@ -8837,7 +9931,7 @@
         </w:tc>
         <w:tc>
           <w:tcPr>
-            <w:tcW w:type="dxa" w:w="167"/>
+            <w:tcW w:type="dxa" w:w="83"/>
             <w:tcBorders>
               <w:top w:val="single" w:color="CBD5E0" w:sz="4"/>
               <w:left w:val="single" w:color="CBD5E0" w:sz="4"/>
@@ -8869,7 +9963,7 @@
         </w:tc>
         <w:tc>
           <w:tcPr>
-            <w:tcW w:type="dxa" w:w="3239"/>
+            <w:tcW w:type="dxa" w:w="1611"/>
             <w:tcBorders>
               <w:top w:val="single" w:color="CBD5E0" w:sz="4"/>
               <w:left w:val="single" w:color="CBD5E0" w:sz="4"/>
@@ -8896,6 +9990,70 @@
                 <w:szCs w:val="19"/>
               </w:rPr>
               <w:t xml:space="preserve">Kiểm soát an toàn các điều kiện tranh chấp (Race Condition), không xuất hiện lỗi duplicate response.</w:t>
+            </w:r>
+          </w:p>
+        </w:tc>
+        <w:tc>
+          <w:tcPr>
+            <w:tcW w:type="dxa" w:w="71"/>
+            <w:tcBorders>
+              <w:top w:val="single" w:color="CBD5E0" w:sz="4"/>
+              <w:left w:val="single" w:color="CBD5E0" w:sz="4"/>
+              <w:bottom w:val="single" w:color="CBD5E0" w:sz="4"/>
+              <w:right w:val="single" w:color="CBD5E0" w:sz="4"/>
+            </w:tcBorders>
+            <w:shd w:fill="FFFFFF" w:val="clear"/>
+            <w:tcMar>
+              <w:top w:type="dxa" w:w="100"/>
+              <w:left w:type="dxa" w:w="140"/>
+              <w:bottom w:type="dxa" w:w="100"/>
+              <w:right w:type="dxa" w:w="140"/>
+            </w:tcMar>
+          </w:tcPr>
+          <w:p>
+            <w:pPr>
+              <w:spacing w:after="20" w:before="20" w:line="240"/>
+            </w:pPr>
+            <w:r>
+              <w:rPr>
+                <w:rFonts w:ascii="Calibri" w:cs="Calibri" w:eastAsia="Calibri" w:hAnsi="Calibri"/>
+                <w:color w:val="2D3748"/>
+                <w:sz w:val="19"/>
+                <w:szCs w:val="19"/>
+              </w:rPr>
+              <w:t xml:space="preserve"/>
+            </w:r>
+          </w:p>
+        </w:tc>
+        <w:tc>
+          <w:tcPr>
+            <w:tcW w:type="dxa" w:w="1398"/>
+            <w:tcBorders>
+              <w:top w:val="single" w:color="CBD5E0" w:sz="4"/>
+              <w:left w:val="single" w:color="CBD5E0" w:sz="4"/>
+              <w:bottom w:val="single" w:color="CBD5E0" w:sz="4"/>
+              <w:right w:val="single" w:color="CBD5E0" w:sz="4"/>
+            </w:tcBorders>
+            <w:shd w:fill="FFFFFF" w:val="clear"/>
+            <w:tcMar>
+              <w:top w:type="dxa" w:w="100"/>
+              <w:left w:type="dxa" w:w="140"/>
+              <w:bottom w:type="dxa" w:w="100"/>
+              <w:right w:type="dxa" w:w="140"/>
+            </w:tcMar>
+          </w:tcPr>
+          <w:p>
+            <w:pPr>
+              <w:spacing w:after="20" w:before="20" w:line="240"/>
+            </w:pPr>
+            <w:r>
+              <w:rPr>
+                <w:rFonts w:ascii="Calibri" w:cs="Calibri" w:eastAsia="Calibri" w:hAnsi="Calibri"/>
+                <w:color w:val="2D3748"/>
+                <w:sz w:val="19"/>
+                <w:szCs w:val="19"/>
+              </w:rPr>
+              <w:t xml:space="preserve"/>
             </w:r>
           </w:p>
         </w:tc>
@@ -9022,12 +10180,14 @@
         </w:tblBorders>
       </w:tblPr>
       <w:tblGrid>
-        <w:gridCol w:w="239"/>
-        <w:gridCol w:w="239"/>
-        <w:gridCol w:w="192"/>
-        <w:gridCol w:w="5195"/>
-        <w:gridCol w:w="168"/>
-        <w:gridCol w:w="2993"/>
+        <w:gridCol w:w="126"/>
+        <w:gridCol w:w="126"/>
+        <w:gridCol w:w="101"/>
+        <w:gridCol w:w="5597"/>
+        <w:gridCol w:w="88"/>
+        <w:gridCol w:w="1576"/>
+        <w:gridCol w:w="76"/>
+        <w:gridCol w:w="1336"/>
       </w:tblGrid>
       <w:tr>
         <w:trPr>
@@ -9036,7 +10196,7 @@
         </w:trPr>
         <w:tc>
           <w:tcPr>
-            <w:tcW w:type="dxa" w:w="239"/>
+            <w:tcW w:type="dxa" w:w="126"/>
             <w:tcBorders>
               <w:top w:val="single" w:color="CBD5E0" w:sz="4"/>
               <w:left w:val="single" w:color="CBD5E0" w:sz="4"/>
@@ -9070,7 +10230,7 @@
         </w:tc>
         <w:tc>
           <w:tcPr>
-            <w:tcW w:type="dxa" w:w="239"/>
+            <w:tcW w:type="dxa" w:w="126"/>
             <w:tcBorders>
               <w:top w:val="single" w:color="CBD5E0" w:sz="4"/>
               <w:left w:val="single" w:color="CBD5E0" w:sz="4"/>
@@ -9104,7 +10264,7 @@
         </w:tc>
         <w:tc>
           <w:tcPr>
-            <w:tcW w:type="dxa" w:w="192"/>
+            <w:tcW w:type="dxa" w:w="101"/>
             <w:tcBorders>
               <w:top w:val="single" w:color="CBD5E0" w:sz="4"/>
               <w:left w:val="single" w:color="CBD5E0" w:sz="4"/>
@@ -9138,7 +10298,7 @@
         </w:tc>
         <w:tc>
           <w:tcPr>
-            <w:tcW w:type="dxa" w:w="5195"/>
+            <w:tcW w:type="dxa" w:w="5597"/>
             <w:tcBorders>
               <w:top w:val="single" w:color="CBD5E0" w:sz="4"/>
               <w:left w:val="single" w:color="CBD5E0" w:sz="4"/>
@@ -9172,7 +10332,7 @@
         </w:tc>
         <w:tc>
           <w:tcPr>
-            <w:tcW w:type="dxa" w:w="168"/>
+            <w:tcW w:type="dxa" w:w="88"/>
             <w:tcBorders>
               <w:top w:val="single" w:color="CBD5E0" w:sz="4"/>
               <w:left w:val="single" w:color="CBD5E0" w:sz="4"/>
@@ -9206,7 +10366,7 @@
         </w:tc>
         <w:tc>
           <w:tcPr>
-            <w:tcW w:type="dxa" w:w="2993"/>
+            <w:tcW w:type="dxa" w:w="1576"/>
             <w:tcBorders>
               <w:top w:val="single" w:color="CBD5E0" w:sz="4"/>
               <w:left w:val="single" w:color="CBD5E0" w:sz="4"/>
@@ -9235,6 +10395,74 @@
                 <w:szCs w:val="19"/>
               </w:rPr>
               <w:t xml:space="preserve">Tiêu chí nghiệm thu (Acceptance Criteria)</w:t>
+            </w:r>
+          </w:p>
+        </w:tc>
+        <w:tc>
+          <w:tcPr>
+            <w:tcW w:type="dxa" w:w="76"/>
+            <w:tcBorders>
+              <w:top w:val="single" w:color="CBD5E0" w:sz="4"/>
+              <w:left w:val="single" w:color="CBD5E0" w:sz="4"/>
+              <w:bottom w:val="single" w:color="CBD5E0" w:sz="4"/>
+              <w:right w:val="single" w:color="CBD5E0" w:sz="4"/>
+            </w:tcBorders>
+            <w:shd w:fill="1A365D" w:val="clear"/>
+            <w:tcMar>
+              <w:top w:type="dxa" w:w="140"/>
+              <w:left w:type="dxa" w:w="140"/>
+              <w:bottom w:type="dxa" w:w="140"/>
+              <w:right w:type="dxa" w:w="140"/>
+            </w:tcMar>
+          </w:tcPr>
+          <w:p>
+            <w:pPr>
+              <w:spacing w:after="20" w:before="20" w:line="240"/>
+            </w:pPr>
+            <w:r>
+              <w:rPr>
+                <w:rFonts w:ascii="Calibri" w:cs="Calibri" w:eastAsia="Calibri" w:hAnsi="Calibri"/>
+                <w:b/>
+                <w:bCs/>
+                <w:color w:val="FFFFFF"/>
+                <w:sz w:val="19"/>
+                <w:szCs w:val="19"/>
+              </w:rPr>
+              <w:t xml:space="preserve"/>
+            </w:r>
+          </w:p>
+        </w:tc>
+        <w:tc>
+          <w:tcPr>
+            <w:tcW w:type="dxa" w:w="1336"/>
+            <w:tcBorders>
+              <w:top w:val="single" w:color="CBD5E0" w:sz="4"/>
+              <w:left w:val="single" w:color="CBD5E0" w:sz="4"/>
+              <w:bottom w:val="single" w:color="CBD5E0" w:sz="4"/>
+              <w:right w:val="single" w:color="CBD5E0" w:sz="4"/>
+            </w:tcBorders>
+            <w:shd w:fill="1A365D" w:val="clear"/>
+            <w:tcMar>
+              <w:top w:type="dxa" w:w="140"/>
+              <w:left w:type="dxa" w:w="140"/>
+              <w:bottom w:type="dxa" w:w="140"/>
+              <w:right w:type="dxa" w:w="140"/>
+            </w:tcMar>
+          </w:tcPr>
+          <w:p>
+            <w:pPr>
+              <w:spacing w:after="20" w:before="20" w:line="240"/>
+            </w:pPr>
+            <w:r>
+              <w:rPr>
+                <w:rFonts w:ascii="Calibri" w:cs="Calibri" w:eastAsia="Calibri" w:hAnsi="Calibri"/>
+                <w:b/>
+                <w:bCs/>
+                <w:color w:val="FFFFFF"/>
+                <w:sz w:val="19"/>
+                <w:szCs w:val="19"/>
+              </w:rPr>
+              <w:t xml:space="preserve"/>
             </w:r>
           </w:p>
         </w:tc>
@@ -9246,7 +10474,7 @@
         </w:trPr>
         <w:tc>
           <w:tcPr>
-            <w:tcW w:type="dxa" w:w="239"/>
+            <w:tcW w:type="dxa" w:w="126"/>
             <w:tcBorders>
               <w:top w:val="single" w:color="CBD5E0" w:sz="4"/>
               <w:left w:val="single" w:color="CBD5E0" w:sz="4"/>
@@ -9280,7 +10508,7 @@
         </w:tc>
         <w:tc>
           <w:tcPr>
-            <w:tcW w:type="dxa" w:w="239"/>
+            <w:tcW w:type="dxa" w:w="126"/>
             <w:tcBorders>
               <w:top w:val="single" w:color="CBD5E0" w:sz="4"/>
               <w:left w:val="single" w:color="CBD5E0" w:sz="4"/>
@@ -9314,7 +10542,7 @@
         </w:tc>
         <w:tc>
           <w:tcPr>
-            <w:tcW w:type="dxa" w:w="192"/>
+            <w:tcW w:type="dxa" w:w="101"/>
             <w:tcBorders>
               <w:top w:val="single" w:color="CBD5E0" w:sz="4"/>
               <w:left w:val="single" w:color="CBD5E0" w:sz="4"/>
@@ -9346,7 +10574,7 @@
         </w:tc>
         <w:tc>
           <w:tcPr>
-            <w:tcW w:type="dxa" w:w="5195"/>
+            <w:tcW w:type="dxa" w:w="5597"/>
             <w:tcBorders>
               <w:top w:val="single" w:color="CBD5E0" w:sz="4"/>
               <w:left w:val="single" w:color="CBD5E0" w:sz="4"/>
@@ -9408,7 +10636,7 @@
         </w:tc>
         <w:tc>
           <w:tcPr>
-            <w:tcW w:type="dxa" w:w="168"/>
+            <w:tcW w:type="dxa" w:w="88"/>
             <w:tcBorders>
               <w:top w:val="single" w:color="CBD5E0" w:sz="4"/>
               <w:left w:val="single" w:color="CBD5E0" w:sz="4"/>
@@ -9440,7 +10668,7 @@
         </w:tc>
         <w:tc>
           <w:tcPr>
-            <w:tcW w:type="dxa" w:w="2993"/>
+            <w:tcW w:type="dxa" w:w="1576"/>
             <w:tcBorders>
               <w:top w:val="single" w:color="CBD5E0" w:sz="4"/>
               <w:left w:val="single" w:color="CBD5E0" w:sz="4"/>
@@ -9503,6 +10731,70 @@
                 <w:szCs w:val="19"/>
               </w:rPr>
               <w:t xml:space="preserve">); giải phóng room sạch sẽ.</w:t>
+            </w:r>
+          </w:p>
+        </w:tc>
+        <w:tc>
+          <w:tcPr>
+            <w:tcW w:type="dxa" w:w="76"/>
+            <w:tcBorders>
+              <w:top w:val="single" w:color="CBD5E0" w:sz="4"/>
+              <w:left w:val="single" w:color="CBD5E0" w:sz="4"/>
+              <w:bottom w:val="single" w:color="CBD5E0" w:sz="4"/>
+              <w:right w:val="single" w:color="CBD5E0" w:sz="4"/>
+            </w:tcBorders>
+            <w:shd w:fill="F8FAFC" w:val="clear"/>
+            <w:tcMar>
+              <w:top w:type="dxa" w:w="100"/>
+              <w:left w:type="dxa" w:w="140"/>
+              <w:bottom w:type="dxa" w:w="100"/>
+              <w:right w:type="dxa" w:w="140"/>
+            </w:tcMar>
+          </w:tcPr>
+          <w:p>
+            <w:pPr>
+              <w:spacing w:after="20" w:before="20" w:line="240"/>
+            </w:pPr>
+            <w:r>
+              <w:rPr>
+                <w:rFonts w:ascii="Calibri" w:cs="Calibri" w:eastAsia="Calibri" w:hAnsi="Calibri"/>
+                <w:color w:val="2D3748"/>
+                <w:sz w:val="19"/>
+                <w:szCs w:val="19"/>
+              </w:rPr>
+              <w:t xml:space="preserve"/>
+            </w:r>
+          </w:p>
+        </w:tc>
+        <w:tc>
+          <w:tcPr>
+            <w:tcW w:type="dxa" w:w="1336"/>
+            <w:tcBorders>
+              <w:top w:val="single" w:color="CBD5E0" w:sz="4"/>
+              <w:left w:val="single" w:color="CBD5E0" w:sz="4"/>
+              <w:bottom w:val="single" w:color="CBD5E0" w:sz="4"/>
+              <w:right w:val="single" w:color="CBD5E0" w:sz="4"/>
+            </w:tcBorders>
+            <w:shd w:fill="F8FAFC" w:val="clear"/>
+            <w:tcMar>
+              <w:top w:type="dxa" w:w="100"/>
+              <w:left w:type="dxa" w:w="140"/>
+              <w:bottom w:type="dxa" w:w="100"/>
+              <w:right w:type="dxa" w:w="140"/>
+            </w:tcMar>
+          </w:tcPr>
+          <w:p>
+            <w:pPr>
+              <w:spacing w:after="20" w:before="20" w:line="240"/>
+            </w:pPr>
+            <w:r>
+              <w:rPr>
+                <w:rFonts w:ascii="Calibri" w:cs="Calibri" w:eastAsia="Calibri" w:hAnsi="Calibri"/>
+                <w:color w:val="2D3748"/>
+                <w:sz w:val="19"/>
+                <w:szCs w:val="19"/>
+              </w:rPr>
+              <w:t xml:space="preserve"/>
             </w:r>
           </w:p>
         </w:tc>
@@ -9514,7 +10806,7 @@
         </w:trPr>
         <w:tc>
           <w:tcPr>
-            <w:tcW w:type="dxa" w:w="239"/>
+            <w:tcW w:type="dxa" w:w="126"/>
             <w:tcBorders>
               <w:top w:val="single" w:color="CBD5E0" w:sz="4"/>
               <w:left w:val="single" w:color="CBD5E0" w:sz="4"/>
@@ -9548,7 +10840,7 @@
         </w:tc>
         <w:tc>
           <w:tcPr>
-            <w:tcW w:type="dxa" w:w="239"/>
+            <w:tcW w:type="dxa" w:w="126"/>
             <w:tcBorders>
               <w:top w:val="single" w:color="CBD5E0" w:sz="4"/>
               <w:left w:val="single" w:color="CBD5E0" w:sz="4"/>
@@ -9582,7 +10874,7 @@
         </w:tc>
         <w:tc>
           <w:tcPr>
-            <w:tcW w:type="dxa" w:w="192"/>
+            <w:tcW w:type="dxa" w:w="101"/>
             <w:tcBorders>
               <w:top w:val="single" w:color="CBD5E0" w:sz="4"/>
               <w:left w:val="single" w:color="CBD5E0" w:sz="4"/>
@@ -9614,7 +10906,7 @@
         </w:tc>
         <w:tc>
           <w:tcPr>
-            <w:tcW w:type="dxa" w:w="5195"/>
+            <w:tcW w:type="dxa" w:w="5597"/>
             <w:tcBorders>
               <w:top w:val="single" w:color="CBD5E0" w:sz="4"/>
               <w:left w:val="single" w:color="CBD5E0" w:sz="4"/>
@@ -9658,7 +10950,7 @@
         </w:tc>
         <w:tc>
           <w:tcPr>
-            <w:tcW w:type="dxa" w:w="168"/>
+            <w:tcW w:type="dxa" w:w="88"/>
             <w:tcBorders>
               <w:top w:val="single" w:color="CBD5E0" w:sz="4"/>
               <w:left w:val="single" w:color="CBD5E0" w:sz="4"/>
@@ -9690,7 +10982,7 @@
         </w:tc>
         <w:tc>
           <w:tcPr>
-            <w:tcW w:type="dxa" w:w="2993"/>
+            <w:tcW w:type="dxa" w:w="1576"/>
             <w:tcBorders>
               <w:top w:val="single" w:color="CBD5E0" w:sz="4"/>
               <w:left w:val="single" w:color="CBD5E0" w:sz="4"/>
@@ -9717,6 +11009,70 @@
                 <w:szCs w:val="19"/>
               </w:rPr>
               <w:t xml:space="preserve">Điểm số và trạng thái trả lời của đối thủ được cập nhật trực tiếp (thời gian thực); chống gian lận chỉnh sửa đáp án ở client.</w:t>
+            </w:r>
+          </w:p>
+        </w:tc>
+        <w:tc>
+          <w:tcPr>
+            <w:tcW w:type="dxa" w:w="76"/>
+            <w:tcBorders>
+              <w:top w:val="single" w:color="CBD5E0" w:sz="4"/>
+              <w:left w:val="single" w:color="CBD5E0" w:sz="4"/>
+              <w:bottom w:val="single" w:color="CBD5E0" w:sz="4"/>
+              <w:right w:val="single" w:color="CBD5E0" w:sz="4"/>
+            </w:tcBorders>
+            <w:shd w:fill="FFFFFF" w:val="clear"/>
+            <w:tcMar>
+              <w:top w:type="dxa" w:w="100"/>
+              <w:left w:type="dxa" w:w="140"/>
+              <w:bottom w:type="dxa" w:w="100"/>
+              <w:right w:type="dxa" w:w="140"/>
+            </w:tcMar>
+          </w:tcPr>
+          <w:p>
+            <w:pPr>
+              <w:spacing w:after="20" w:before="20" w:line="240"/>
+            </w:pPr>
+            <w:r>
+              <w:rPr>
+                <w:rFonts w:ascii="Calibri" w:cs="Calibri" w:eastAsia="Calibri" w:hAnsi="Calibri"/>
+                <w:color w:val="2D3748"/>
+                <w:sz w:val="19"/>
+                <w:szCs w:val="19"/>
+              </w:rPr>
+              <w:t xml:space="preserve"/>
+            </w:r>
+          </w:p>
+        </w:tc>
+        <w:tc>
+          <w:tcPr>
+            <w:tcW w:type="dxa" w:w="1336"/>
+            <w:tcBorders>
+              <w:top w:val="single" w:color="CBD5E0" w:sz="4"/>
+              <w:left w:val="single" w:color="CBD5E0" w:sz="4"/>
+              <w:bottom w:val="single" w:color="CBD5E0" w:sz="4"/>
+              <w:right w:val="single" w:color="CBD5E0" w:sz="4"/>
+            </w:tcBorders>
+            <w:shd w:fill="FFFFFF" w:val="clear"/>
+            <w:tcMar>
+              <w:top w:type="dxa" w:w="100"/>
+              <w:left w:type="dxa" w:w="140"/>
+              <w:bottom w:type="dxa" w:w="100"/>
+              <w:right w:type="dxa" w:w="140"/>
+            </w:tcMar>
+          </w:tcPr>
+          <w:p>
+            <w:pPr>
+              <w:spacing w:after="20" w:before="20" w:line="240"/>
+            </w:pPr>
+            <w:r>
+              <w:rPr>
+                <w:rFonts w:ascii="Calibri" w:cs="Calibri" w:eastAsia="Calibri" w:hAnsi="Calibri"/>
+                <w:color w:val="2D3748"/>
+                <w:sz w:val="19"/>
+                <w:szCs w:val="19"/>
+              </w:rPr>
+              <w:t xml:space="preserve"/>
             </w:r>
           </w:p>
         </w:tc>
@@ -9728,7 +11084,7 @@
         </w:trPr>
         <w:tc>
           <w:tcPr>
-            <w:tcW w:type="dxa" w:w="239"/>
+            <w:tcW w:type="dxa" w:w="126"/>
             <w:tcBorders>
               <w:top w:val="single" w:color="CBD5E0" w:sz="4"/>
               <w:left w:val="single" w:color="CBD5E0" w:sz="4"/>
@@ -9762,7 +11118,7 @@
         </w:tc>
         <w:tc>
           <w:tcPr>
-            <w:tcW w:type="dxa" w:w="239"/>
+            <w:tcW w:type="dxa" w:w="126"/>
             <w:tcBorders>
               <w:top w:val="single" w:color="CBD5E0" w:sz="4"/>
               <w:left w:val="single" w:color="CBD5E0" w:sz="4"/>
@@ -9796,7 +11152,7 @@
         </w:tc>
         <w:tc>
           <w:tcPr>
-            <w:tcW w:type="dxa" w:w="192"/>
+            <w:tcW w:type="dxa" w:w="101"/>
             <w:tcBorders>
               <w:top w:val="single" w:color="CBD5E0" w:sz="4"/>
               <w:left w:val="single" w:color="CBD5E0" w:sz="4"/>
@@ -9828,7 +11184,7 @@
         </w:tc>
         <w:tc>
           <w:tcPr>
-            <w:tcW w:type="dxa" w:w="5195"/>
+            <w:tcW w:type="dxa" w:w="5597"/>
             <w:tcBorders>
               <w:top w:val="single" w:color="CBD5E0" w:sz="4"/>
               <w:left w:val="single" w:color="CBD5E0" w:sz="4"/>
@@ -9872,7 +11228,7 @@
         </w:tc>
         <w:tc>
           <w:tcPr>
-            <w:tcW w:type="dxa" w:w="168"/>
+            <w:tcW w:type="dxa" w:w="88"/>
             <w:tcBorders>
               <w:top w:val="single" w:color="CBD5E0" w:sz="4"/>
               <w:left w:val="single" w:color="CBD5E0" w:sz="4"/>
@@ -9904,7 +11260,7 @@
         </w:tc>
         <w:tc>
           <w:tcPr>
-            <w:tcW w:type="dxa" w:w="2993"/>
+            <w:tcW w:type="dxa" w:w="1576"/>
             <w:tcBorders>
               <w:top w:val="single" w:color="CBD5E0" w:sz="4"/>
               <w:left w:val="single" w:color="CBD5E0" w:sz="4"/>
@@ -9931,6 +11287,70 @@
                 <w:szCs w:val="19"/>
               </w:rPr>
               <w:t xml:space="preserve">Phân tích chính xác ngữ cảnh ngữ pháp của từ, gợi ý từ đồng nghĩa/trái nghĩa giúp người học nhớ lâu.</w:t>
+            </w:r>
+          </w:p>
+        </w:tc>
+        <w:tc>
+          <w:tcPr>
+            <w:tcW w:type="dxa" w:w="76"/>
+            <w:tcBorders>
+              <w:top w:val="single" w:color="CBD5E0" w:sz="4"/>
+              <w:left w:val="single" w:color="CBD5E0" w:sz="4"/>
+              <w:bottom w:val="single" w:color="CBD5E0" w:sz="4"/>
+              <w:right w:val="single" w:color="CBD5E0" w:sz="4"/>
+            </w:tcBorders>
+            <w:shd w:fill="F8FAFC" w:val="clear"/>
+            <w:tcMar>
+              <w:top w:type="dxa" w:w="100"/>
+              <w:left w:type="dxa" w:w="140"/>
+              <w:bottom w:type="dxa" w:w="100"/>
+              <w:right w:type="dxa" w:w="140"/>
+            </w:tcMar>
+          </w:tcPr>
+          <w:p>
+            <w:pPr>
+              <w:spacing w:after="20" w:before="20" w:line="240"/>
+            </w:pPr>
+            <w:r>
+              <w:rPr>
+                <w:rFonts w:ascii="Calibri" w:cs="Calibri" w:eastAsia="Calibri" w:hAnsi="Calibri"/>
+                <w:color w:val="2D3748"/>
+                <w:sz w:val="19"/>
+                <w:szCs w:val="19"/>
+              </w:rPr>
+              <w:t xml:space="preserve"/>
+            </w:r>
+          </w:p>
+        </w:tc>
+        <w:tc>
+          <w:tcPr>
+            <w:tcW w:type="dxa" w:w="1336"/>
+            <w:tcBorders>
+              <w:top w:val="single" w:color="CBD5E0" w:sz="4"/>
+              <w:left w:val="single" w:color="CBD5E0" w:sz="4"/>
+              <w:bottom w:val="single" w:color="CBD5E0" w:sz="4"/>
+              <w:right w:val="single" w:color="CBD5E0" w:sz="4"/>
+            </w:tcBorders>
+            <w:shd w:fill="F8FAFC" w:val="clear"/>
+            <w:tcMar>
+              <w:top w:type="dxa" w:w="100"/>
+              <w:left w:type="dxa" w:w="140"/>
+              <w:bottom w:type="dxa" w:w="100"/>
+              <w:right w:type="dxa" w:w="140"/>
+            </w:tcMar>
+          </w:tcPr>
+          <w:p>
+            <w:pPr>
+              <w:spacing w:after="20" w:before="20" w:line="240"/>
+            </w:pPr>
+            <w:r>
+              <w:rPr>
+                <w:rFonts w:ascii="Calibri" w:cs="Calibri" w:eastAsia="Calibri" w:hAnsi="Calibri"/>
+                <w:color w:val="2D3748"/>
+                <w:sz w:val="19"/>
+                <w:szCs w:val="19"/>
+              </w:rPr>
+              <w:t xml:space="preserve"/>
             </w:r>
           </w:p>
         </w:tc>
@@ -9942,7 +11362,7 @@
         </w:trPr>
         <w:tc>
           <w:tcPr>
-            <w:tcW w:type="dxa" w:w="239"/>
+            <w:tcW w:type="dxa" w:w="126"/>
             <w:tcBorders>
               <w:top w:val="single" w:color="CBD5E0" w:sz="4"/>
               <w:left w:val="single" w:color="CBD5E0" w:sz="4"/>
@@ -9976,7 +11396,7 @@
         </w:tc>
         <w:tc>
           <w:tcPr>
-            <w:tcW w:type="dxa" w:w="239"/>
+            <w:tcW w:type="dxa" w:w="126"/>
             <w:tcBorders>
               <w:top w:val="single" w:color="CBD5E0" w:sz="4"/>
               <w:left w:val="single" w:color="CBD5E0" w:sz="4"/>
@@ -10010,7 +11430,7 @@
         </w:tc>
         <w:tc>
           <w:tcPr>
-            <w:tcW w:type="dxa" w:w="192"/>
+            <w:tcW w:type="dxa" w:w="101"/>
             <w:tcBorders>
               <w:top w:val="single" w:color="CBD5E0" w:sz="4"/>
               <w:left w:val="single" w:color="CBD5E0" w:sz="4"/>
@@ -10042,7 +11462,7 @@
         </w:tc>
         <w:tc>
           <w:tcPr>
-            <w:tcW w:type="dxa" w:w="5195"/>
+            <w:tcW w:type="dxa" w:w="5597"/>
             <w:tcBorders>
               <w:top w:val="single" w:color="CBD5E0" w:sz="4"/>
               <w:left w:val="single" w:color="CBD5E0" w:sz="4"/>
@@ -10098,13 +11518,70 @@
                 <w:sz w:val="19"/>
                 <w:szCs w:val="19"/>
               </w:rPr>
-              <w:t xml:space="preserve"> (gộp câu hỏi, bài làm và kết quả JSONB); cộng XP trận thắng vào BXH Clan; Bot tự động bắn Thẻ kết quả vinh danh ra kênh Clan.</w:t>
-            </w:r>
-          </w:p>
-        </w:tc>
-        <w:tc>
-          <w:tcPr>
-            <w:tcW w:type="dxa" w:w="168"/>
+              <w:t xml:space="preserve"> (gộp câu hỏi, bài làm và kết quả JSONB); cộng XP trận thắng vào BXH Clan; Bot tự động bắn Thẻ kết quả vinh danh ra kênh Clan.
+⚠️ </w:t>
+            </w:r>
+            <w:r>
+              <w:rPr>
+                <w:rFonts w:ascii="Calibri" w:cs="Calibri" w:eastAsia="Calibri" w:hAnsi="Calibri"/>
+                <w:b/>
+                <w:bCs/>
+                <w:color w:val="2D3748"/>
+                <w:sz w:val="19"/>
+                <w:szCs w:val="19"/>
+              </w:rPr>
+              <w:t xml:space="preserve">Cảnh báo Concurrency EF Core:</w:t>
+            </w:r>
+            <w:r>
+              <w:rPr>
+                <w:rFonts w:ascii="Calibri" w:cs="Calibri" w:eastAsia="Calibri" w:hAnsi="Calibri"/>
+                <w:color w:val="2D3748"/>
+                <w:sz w:val="19"/>
+                <w:szCs w:val="19"/>
+              </w:rPr>
+              <w:t xml:space="preserve"> Mảng JSONB </w:t>
+            </w:r>
+            <w:r>
+              <w:rPr>
+                <w:rFonts w:ascii="Calibri" w:cs="Calibri" w:eastAsia="Calibri" w:hAnsi="Calibri"/>
+                <w:color w:val="2D3748"/>
+                <w:sz w:val="19"/>
+                <w:szCs w:val="19"/>
+              </w:rPr>
+              <w:t xml:space="preserve">duel_matches.challenger_answers</w:t>
+            </w:r>
+            <w:r>
+              <w:rPr>
+                <w:rFonts w:ascii="Calibri" w:cs="Calibri" w:eastAsia="Calibri" w:hAnsi="Calibri"/>
+                <w:color w:val="2D3748"/>
+                <w:sz w:val="19"/>
+                <w:szCs w:val="19"/>
+              </w:rPr>
+              <w:t xml:space="preserve">/</w:t>
+            </w:r>
+            <w:r>
+              <w:rPr>
+                <w:rFonts w:ascii="Calibri" w:cs="Calibri" w:eastAsia="Calibri" w:hAnsi="Calibri"/>
+                <w:color w:val="2D3748"/>
+                <w:sz w:val="19"/>
+                <w:szCs w:val="19"/>
+              </w:rPr>
+              <w:t xml:space="preserve">opponent_answers</w:t>
+            </w:r>
+            <w:r>
+              <w:rPr>
+                <w:rFonts w:ascii="Calibri" w:cs="Calibri" w:eastAsia="Calibri" w:hAnsi="Calibri"/>
+                <w:color w:val="2D3748"/>
+                <w:sz w:val="19"/>
+                <w:szCs w:val="19"/>
+              </w:rPr>
+              <w:t xml:space="preserve"> KHÔNG được update qua EF Core change tracking (read-modify-write gây lost update); phải dùng raw SQL nguyên tử `SET col = col</w:t>
+            </w:r>
+          </w:p>
+        </w:tc>
+        <w:tc>
+          <w:tcPr>
+            <w:tcW w:type="dxa" w:w="88"/>
             <w:tcBorders>
               <w:top w:val="single" w:color="CBD5E0" w:sz="4"/>
               <w:left w:val="single" w:color="CBD5E0" w:sz="4"/>
@@ -10130,13 +11607,77 @@
                 <w:sz w:val="19"/>
                 <w:szCs w:val="19"/>
               </w:rPr>
+              <w:t xml:space="preserve"/>
+            </w:r>
+          </w:p>
+        </w:tc>
+        <w:tc>
+          <w:tcPr>
+            <w:tcW w:type="dxa" w:w="1576"/>
+            <w:tcBorders>
+              <w:top w:val="single" w:color="CBD5E0" w:sz="4"/>
+              <w:left w:val="single" w:color="CBD5E0" w:sz="4"/>
+              <w:bottom w:val="single" w:color="CBD5E0" w:sz="4"/>
+              <w:right w:val="single" w:color="CBD5E0" w:sz="4"/>
+            </w:tcBorders>
+            <w:shd w:fill="FFFFFF" w:val="clear"/>
+            <w:tcMar>
+              <w:top w:type="dxa" w:w="100"/>
+              <w:left w:type="dxa" w:w="140"/>
+              <w:bottom w:type="dxa" w:w="100"/>
+              <w:right w:type="dxa" w:w="140"/>
+            </w:tcMar>
+          </w:tcPr>
+          <w:p>
+            <w:pPr>
+              <w:spacing w:after="20" w:before="20" w:line="240"/>
+            </w:pPr>
+            <w:r>
+              <w:rPr>
+                <w:rFonts w:ascii="Calibri" w:cs="Calibri" w:eastAsia="Calibri" w:hAnsi="Calibri"/>
+                <w:color w:val="2D3748"/>
+                <w:sz w:val="19"/>
+                <w:szCs w:val="19"/>
+              </w:rPr>
+              <w:t xml:space="preserve">@new::jsonb`. Chi tiết xem docs/database/sql/README.md mục Implementation &amp; Concurrency Guidelines.</w:t>
+            </w:r>
+          </w:p>
+        </w:tc>
+        <w:tc>
+          <w:tcPr>
+            <w:tcW w:type="dxa" w:w="76"/>
+            <w:tcBorders>
+              <w:top w:val="single" w:color="CBD5E0" w:sz="4"/>
+              <w:left w:val="single" w:color="CBD5E0" w:sz="4"/>
+              <w:bottom w:val="single" w:color="CBD5E0" w:sz="4"/>
+              <w:right w:val="single" w:color="CBD5E0" w:sz="4"/>
+            </w:tcBorders>
+            <w:shd w:fill="FFFFFF" w:val="clear"/>
+            <w:tcMar>
+              <w:top w:type="dxa" w:w="100"/>
+              <w:left w:type="dxa" w:w="140"/>
+              <w:bottom w:type="dxa" w:w="100"/>
+              <w:right w:type="dxa" w:w="140"/>
+            </w:tcMar>
+          </w:tcPr>
+          <w:p>
+            <w:pPr>
+              <w:spacing w:after="20" w:before="20" w:line="240"/>
+            </w:pPr>
+            <w:r>
+              <w:rPr>
+                <w:rFonts w:ascii="Calibri" w:cs="Calibri" w:eastAsia="Calibri" w:hAnsi="Calibri"/>
+                <w:color w:val="2D3748"/>
+                <w:sz w:val="19"/>
+                <w:szCs w:val="19"/>
+              </w:rPr>
               <w:t xml:space="preserve">5</w:t>
             </w:r>
           </w:p>
         </w:tc>
         <w:tc>
           <w:tcPr>
-            <w:tcW w:type="dxa" w:w="2993"/>
+            <w:tcW w:type="dxa" w:w="1336"/>
             <w:tcBorders>
               <w:top w:val="single" w:color="CBD5E0" w:sz="4"/>
               <w:left w:val="single" w:color="CBD5E0" w:sz="4"/>

--- a/docs/product/SPRINT_PLAN_LINGUAL_MCS2026.docx
+++ b/docs/product/SPRINT_PLAN_LINGUAL_MCS2026.docx
@@ -1379,7 +1379,7 @@
           <w:sz w:val="18"/>
           <w:szCs w:val="18"/>
         </w:rPr>
-        <w:t xml:space="preserve">Hình: Sơ đồ Lộ trình 10 Tuần &amp; Phân bổ 3 Luồng Phát triển Song song của LINGUAL (MCS 2026)</w:t>
+        <w:t xml:space="preserve">Hình: Sơ đồ Lộ trình 10 Tuần &amp; 4 Sprint Phát triển Dự án LINGUAL (MCS 2026)</w:t>
       </w:r>
     </w:p>
     <w:p>
@@ -1409,30 +1409,63 @@
     </w:p>
     <w:p>
       <w:pPr>
-        <w:spacing w:after="60" w:before="60" w:line="260"/>
+        <w:spacing w:after="100" w:before="180"/>
+        <w:jc w:val="center"/>
       </w:pPr>
       <w:r>
-        <w:rPr>
-          <w:rFonts w:ascii="Calibri" w:cs="Calibri" w:eastAsia="Calibri" w:hAnsi="Calibri"/>
-          <w:color w:val="2D3748"/>
-          <w:sz w:val="21"/>
-          <w:szCs w:val="21"/>
-        </w:rPr>
-        <w:t xml:space="preserve">!Sơ đồ Ma trận 3 Luồng Phát triển Song song &amp; Lộ trình 10 Tuần</w:t>
+        <w:drawing>
+          <wp:inline distT="0" distB="0" distL="0" distR="0">
+            <wp:extent cx="5524500" cy="1543050"/>
+            <wp:effectExtent t="0" r="0" b="0" l="0"/>
+            <wp:docPr id="1" name="" descr="" title=""/>
+            <wp:cNvGraphicFramePr>
+              <a:graphicFrameLocks xmlns:a="http://schemas.openxmlformats.org/drawingml/2006/main" noChangeAspect="1"/>
+            </wp:cNvGraphicFramePr>
+            <a:graphic xmlns:a="http://schemas.openxmlformats.org/drawingml/2006/main">
+              <a:graphicData uri="http://schemas.openxmlformats.org/drawingml/2006/picture">
+                <pic:pic xmlns:pic="http://schemas.openxmlformats.org/drawingml/2006/picture">
+                  <pic:nvPicPr>
+                    <pic:cNvPr id="0" name="" descr=""/>
+                    <pic:cNvPicPr>
+                      <a:picLocks noChangeAspect="1" noChangeArrowheads="1"/>
+                    </pic:cNvPicPr>
+                  </pic:nvPicPr>
+                  <pic:blipFill>
+                    <a:blip r:embed="rId10" cstate="none"/>
+                    <a:srcRect/>
+                    <a:stretch>
+                      <a:fillRect/>
+                    </a:stretch>
+                  </pic:blipFill>
+                  <pic:spPr bwMode="auto">
+                    <a:xfrm>
+                      <a:off x="0" y="0"/>
+                      <a:ext cx="5524500" cy="1543050"/>
+                    </a:xfrm>
+                    <a:prstGeom prst="rect">
+                      <a:avLst/>
+                    </a:prstGeom>
+                  </pic:spPr>
+                </pic:pic>
+              </a:graphicData>
+            </a:graphic>
+          </wp:inline>
+        </w:drawing>
       </w:r>
     </w:p>
     <w:p>
       <w:pPr>
-        <w:spacing w:after="60" w:before="60" w:line="260"/>
+        <w:spacing w:after="200" w:before="0"/>
+        <w:jc w:val="center"/>
       </w:pPr>
       <w:r>
         <w:rPr>
           <w:rFonts w:ascii="Calibri" w:cs="Calibri" w:eastAsia="Calibri" w:hAnsi="Calibri"/>
           <w:i/>
           <w:iCs/>
-          <w:color w:val="2D3748"/>
-          <w:sz w:val="21"/>
-          <w:szCs w:val="21"/>
+          <w:color w:val="718096"/>
+          <w:sz w:val="18"/>
+          <w:szCs w:val="18"/>
         </w:rPr>
         <w:t xml:space="preserve">Hình: Ma trận 3 Luồng Phát triển Song song &amp; Lộ trình 10 Tuần của LINGUAL (MCS 2026)</w:t>
       </w:r>
